--- a/docs/huong-dan-3-nguoi/01-bap-nuoc-thanh-toan-bao-cao.docx
+++ b/docs/huong-dan-3-nguoi/01-bap-nuoc-thanh-toan-bao-cao.docx
@@ -28,9 +28,164 @@
     </w:p>
     <w:p>
       <w:r>
-        <w:t>Quy ước đường dẫn: UI/... nghĩa là src/main/resources/UI/...; tên file Java không ghi thư mục nằm dưới src/main/java/com/cinesnack/ theo controller, service, repository, dto hoặc entity. Các đoạn trích bên dưới luôn ghi đường dẫn đầy đủ và số dòng.</w:t>
-      </w:r>
-    </w:p>
+        <w:t>Quy ước: UI/... nằm dưới src/main/resources/UI/. Các file Java nằm dưới src/main/java/com/cinesnack/ và được nhóm theo nghiệp vụ account, booking, catalog, payment, invoice hoặc common. Ví dụ code bỏ số dòng vì đường dẫn và import đã thay đổi khi sắp xếp lại source tree.</w:t>
+      </w:r>
+    </w:p>
+    <w:p>
+      <w:pPr>
+        <w:pStyle w:val="Heading1"/>
+      </w:pPr>
+      <w:r>
+        <w:t>Sơ đồ luồng nhanh</w:t>
+      </w:r>
+    </w:p>
+    <w:tbl>
+      <w:tblPr>
+        <w:tblStyle w:val="LightShading-Accent1"/>
+        <w:tblW w:type="auto" w:w="0"/>
+        <w:tblLook w:firstColumn="1" w:firstRow="1" w:lastColumn="0" w:lastRow="0" w:noHBand="0" w:noVBand="1" w:val="04A0"/>
+      </w:tblPr>
+      <w:tblGrid>
+        <w:gridCol w:w="1872"/>
+        <w:gridCol w:w="7776"/>
+      </w:tblGrid>
+      <w:tr>
+        <w:tc>
+          <w:tcPr>
+            <w:tcW w:type="dxa" w:w="4939"/>
+          </w:tcPr>
+          <w:p>
+            <w:pPr>
+              <w:spacing w:after="40"/>
+            </w:pPr>
+            <w:r>
+              <w:rPr>
+                <w:sz w:val="18"/>
+              </w:rPr>
+              <w:t>Nhiệm vụ</w:t>
+            </w:r>
+          </w:p>
+        </w:tc>
+        <w:tc>
+          <w:tcPr>
+            <w:tcW w:type="dxa" w:w="4939"/>
+          </w:tcPr>
+          <w:p>
+            <w:pPr>
+              <w:spacing w:after="40"/>
+            </w:pPr>
+            <w:r>
+              <w:rPr>
+                <w:sz w:val="18"/>
+              </w:rPr>
+              <w:t>Đường đi qua các file / lớp</w:t>
+            </w:r>
+          </w:p>
+        </w:tc>
+      </w:tr>
+      <w:tr>
+        <w:tc>
+          <w:tcPr>
+            <w:tcW w:type="dxa" w:w="1872"/>
+          </w:tcPr>
+          <w:p>
+            <w:pPr>
+              <w:spacing w:after="40"/>
+            </w:pPr>
+            <w:r>
+              <w:rPr>
+                <w:sz w:val="18"/>
+              </w:rPr>
+              <w:t>Bắp nước</w:t>
+            </w:r>
+          </w:p>
+        </w:tc>
+        <w:tc>
+          <w:tcPr>
+            <w:tcW w:type="dxa" w:w="7776"/>
+          </w:tcPr>
+          <w:p>
+            <w:pPr>
+              <w:spacing w:after="40"/>
+            </w:pPr>
+            <w:r>
+              <w:rPr>
+                <w:sz w:val="18"/>
+              </w:rPr>
+              <w:t>booking.html → booking.js → CatalogController → CatalogService → CatalogRepository → SAN_PHAM / COMBO</w:t>
+            </w:r>
+          </w:p>
+        </w:tc>
+      </w:tr>
+      <w:tr>
+        <w:tc>
+          <w:tcPr>
+            <w:tcW w:type="dxa" w:w="1872"/>
+          </w:tcPr>
+          <w:p>
+            <w:pPr>
+              <w:spacing w:after="40"/>
+            </w:pPr>
+            <w:r>
+              <w:rPr>
+                <w:sz w:val="18"/>
+              </w:rPr>
+              <w:t>Thanh toán</w:t>
+            </w:r>
+          </w:p>
+        </w:tc>
+        <w:tc>
+          <w:tcPr>
+            <w:tcW w:type="dxa" w:w="7776"/>
+          </w:tcPr>
+          <w:p>
+            <w:pPr>
+              <w:spacing w:after="40"/>
+            </w:pPr>
+            <w:r>
+              <w:rPr>
+                <w:sz w:val="18"/>
+              </w:rPr>
+              <w:t>orders.js → PaymentController → PaymentService → PaymentRepository → THANH_TOAN → InvoiceService</w:t>
+            </w:r>
+          </w:p>
+        </w:tc>
+      </w:tr>
+      <w:tr>
+        <w:tc>
+          <w:tcPr>
+            <w:tcW w:type="dxa" w:w="1872"/>
+          </w:tcPr>
+          <w:p>
+            <w:pPr>
+              <w:spacing w:after="40"/>
+            </w:pPr>
+            <w:r>
+              <w:rPr>
+                <w:sz w:val="18"/>
+              </w:rPr>
+              <w:t>Theo dõi đơn</w:t>
+            </w:r>
+          </w:p>
+        </w:tc>
+        <w:tc>
+          <w:tcPr>
+            <w:tcW w:type="dxa" w:w="7776"/>
+          </w:tcPr>
+          <w:p>
+            <w:pPr>
+              <w:spacing w:after="40"/>
+            </w:pPr>
+            <w:r>
+              <w:rPr>
+                <w:sz w:val="18"/>
+              </w:rPr>
+              <w:t>admin.html → admin.js → AdminOrderController → OrderService → OrderRepository → DON_HANG</w:t>
+            </w:r>
+          </w:p>
+        </w:tc>
+      </w:tr>
+    </w:tbl>
     <w:p>
       <w:pPr>
         <w:pStyle w:val="Heading1"/>
@@ -540,7 +695,7 @@
               <w:rPr>
                 <w:sz w:val="17"/>
               </w:rPr>
-              <w:t>CatalogController.java</w:t>
+              <w:t>catalog/controller/CatalogController.java</w:t>
             </w:r>
           </w:p>
         </w:tc>
@@ -589,7 +744,7 @@
               <w:rPr>
                 <w:sz w:val="17"/>
               </w:rPr>
-              <w:t>CatalogService.java</w:t>
+              <w:t>catalog/service/CatalogService.java</w:t>
             </w:r>
           </w:p>
         </w:tc>
@@ -638,7 +793,7 @@
               <w:rPr>
                 <w:sz w:val="17"/>
               </w:rPr>
-              <w:t>CatalogRepository.java</w:t>
+              <w:t>catalog/repository/CatalogRepository.java</w:t>
             </w:r>
           </w:p>
         </w:tc>
@@ -687,7 +842,7 @@
               <w:rPr>
                 <w:sz w:val="17"/>
               </w:rPr>
-              <w:t>BookingCatalogRepository.java</w:t>
+              <w:t>catalog/repository/BookingCatalogRepository.java</w:t>
             </w:r>
           </w:p>
         </w:tc>
@@ -736,7 +891,7 @@
               <w:rPr>
                 <w:sz w:val="17"/>
               </w:rPr>
-              <w:t>OrderService.java</w:t>
+              <w:t>booking/service/OrderService.java</w:t>
             </w:r>
           </w:p>
         </w:tc>
@@ -785,7 +940,7 @@
               <w:rPr>
                 <w:sz w:val="17"/>
               </w:rPr>
-              <w:t>OrderRepository.java</w:t>
+              <w:t>booking/repository/OrderRepository.java</w:t>
             </w:r>
           </w:p>
         </w:tc>
@@ -981,7 +1136,7 @@
               <w:rPr>
                 <w:sz w:val="17"/>
               </w:rPr>
-              <w:t>QrPaymentController.java</w:t>
+              <w:t>payment/controller/QrPaymentController.java</w:t>
             </w:r>
           </w:p>
         </w:tc>
@@ -1030,7 +1185,7 @@
               <w:rPr>
                 <w:sz w:val="17"/>
               </w:rPr>
-              <w:t>QrPaymentService.java</w:t>
+              <w:t>payment/service/QrPaymentService.java</w:t>
             </w:r>
           </w:p>
         </w:tc>
@@ -1079,7 +1234,7 @@
               <w:rPr>
                 <w:sz w:val="17"/>
               </w:rPr>
-              <w:t>PaymentController.java</w:t>
+              <w:t>payment/controller/PaymentController.java</w:t>
             </w:r>
           </w:p>
         </w:tc>
@@ -1128,7 +1283,7 @@
               <w:rPr>
                 <w:sz w:val="17"/>
               </w:rPr>
-              <w:t>PaymentService.java</w:t>
+              <w:t>payment/service/PaymentService.java</w:t>
             </w:r>
           </w:p>
         </w:tc>
@@ -1177,7 +1332,7 @@
               <w:rPr>
                 <w:sz w:val="17"/>
               </w:rPr>
-              <w:t>PaymentRepository.java</w:t>
+              <w:t>payment/repository/PaymentRepository.java</w:t>
             </w:r>
           </w:p>
         </w:tc>
@@ -1261,7 +1416,1604 @@
         <w:pStyle w:val="Heading1"/>
       </w:pPr>
       <w:r>
-        <w:t>3 Đọc các đoạn lệnh quan trọng</w:t>
+        <w:t>3 Phân tích chi tiết từng file theo luồng</w:t>
+      </w:r>
+    </w:p>
+    <w:p>
+      <w:r>
+        <w:t>Đọc theo thứ tự dưới đây. Mỗi mục cho biết file nhận gì, làm gì, gọi file nào và điều cần tránh. Đường dẫn tính từ gốc dự án C:\DATN-CineSnack.</w:t>
+      </w:r>
+    </w:p>
+    <w:p>
+      <w:pPr>
+        <w:pStyle w:val="Heading2"/>
+      </w:pPr>
+      <w:r>
+        <w:t>Chọn sản phẩm và tạo đơn</w:t>
+      </w:r>
+    </w:p>
+    <w:p>
+      <w:pPr>
+        <w:pStyle w:val="Heading3"/>
+        <w:keepNext/>
+      </w:pPr>
+      <w:r>
+        <w:t>src/main/resources/UI/html/booking.html</w:t>
+      </w:r>
+    </w:p>
+    <w:p>
+      <w:pPr>
+        <w:spacing w:after="60"/>
+      </w:pPr>
+      <w:r>
+        <w:rPr>
+          <w:b/>
+        </w:rPr>
+        <w:t xml:space="preserve">Nhiệm vụ: </w:t>
+      </w:r>
+      <w:r>
+        <w:t>Tạo vùng chọn bắp nước và nạp các script cần cho trang.</w:t>
+      </w:r>
+    </w:p>
+    <w:p>
+      <w:pPr>
+        <w:spacing w:after="60"/>
+      </w:pPr>
+      <w:r>
+        <w:rPr>
+          <w:b/>
+        </w:rPr>
+        <w:t xml:space="preserve">Hàm và đoạn cần đọc: </w:t>
+      </w:r>
+      <w:r>
+        <w:t>Theo các thẻ script, vùng chon-combo và các vùng hiển thị giỏ.</w:t>
+      </w:r>
+    </w:p>
+    <w:p>
+      <w:pPr>
+        <w:spacing w:after="60"/>
+      </w:pPr>
+      <w:r>
+        <w:rPr>
+          <w:b/>
+        </w:rPr>
+        <w:t xml:space="preserve">Đầu vào và file kế tiếp: </w:t>
+      </w:r>
+      <w:r>
+        <w:t>HTML không tự biết giá mới trong SQL; booking.js phải gọi API danh mục.</w:t>
+      </w:r>
+    </w:p>
+    <w:p>
+      <w:pPr>
+        <w:spacing w:after="60"/>
+      </w:pPr>
+      <w:r>
+        <w:rPr>
+          <w:b/>
+        </w:rPr>
+        <w:t xml:space="preserve">Điểm dễ nhầm: </w:t>
+      </w:r>
+      <w:r>
+        <w:t>Nếu màn hình trống, kiểm tra id của phần tử và đường dẫn script trước khi kiểm tra Java.</w:t>
+      </w:r>
+    </w:p>
+    <w:p>
+      <w:pPr>
+        <w:pStyle w:val="Heading3"/>
+        <w:keepNext/>
+      </w:pPr>
+      <w:r>
+        <w:t>src/main/resources/UI/assets/js/booking.js</w:t>
+      </w:r>
+    </w:p>
+    <w:p>
+      <w:pPr>
+        <w:spacing w:after="60"/>
+      </w:pPr>
+      <w:r>
+        <w:rPr>
+          <w:b/>
+        </w:rPr>
+        <w:t xml:space="preserve">Nhiệm vụ: </w:t>
+      </w:r>
+      <w:r>
+        <w:t>Hiển thị sản phẩm, combo và cập nhật giỏ tạm.</w:t>
+      </w:r>
+    </w:p>
+    <w:p>
+      <w:pPr>
+        <w:spacing w:after="60"/>
+      </w:pPr>
+      <w:r>
+        <w:rPr>
+          <w:b/>
+        </w:rPr>
+        <w:t xml:space="preserve">Hàm và đoạn cần đọc: </w:t>
+      </w:r>
+      <w:r>
+        <w:t>hienFood() dựng các nút; capNhat() tính lại phần tóm tắt sau mỗi lần tăng hoặc giảm.</w:t>
+      </w:r>
+    </w:p>
+    <w:p>
+      <w:pPr>
+        <w:spacing w:after="60"/>
+      </w:pPr>
+      <w:r>
+        <w:rPr>
+          <w:b/>
+        </w:rPr>
+        <w:t xml:space="preserve">Đầu vào và file kế tiếp: </w:t>
+      </w:r>
+      <w:r>
+        <w:t>Giỏ chứa id và quantity; giá hiển thị chỉ giúp khách ước lượng.</w:t>
+      </w:r>
+    </w:p>
+    <w:p>
+      <w:pPr>
+        <w:spacing w:after="60"/>
+      </w:pPr>
+      <w:r>
+        <w:rPr>
+          <w:b/>
+        </w:rPr>
+        <w:t xml:space="preserve">Điểm dễ nhầm: </w:t>
+      </w:r>
+      <w:r>
+        <w:t>Giới hạn số lượng tại giao diện giúp thao tác dễ dùng; server vẫn kiểm tra lại.</w:t>
+      </w:r>
+    </w:p>
+    <w:p>
+      <w:pPr>
+        <w:pStyle w:val="Heading3"/>
+        <w:keepNext/>
+      </w:pPr>
+      <w:r>
+        <w:t>src/main/resources/UI/assets/js/cinema.js</w:t>
+      </w:r>
+    </w:p>
+    <w:p>
+      <w:pPr>
+        <w:spacing w:after="60"/>
+      </w:pPr>
+      <w:r>
+        <w:rPr>
+          <w:b/>
+        </w:rPr>
+        <w:t xml:space="preserve">Nhiệm vụ: </w:t>
+      </w:r>
+      <w:r>
+        <w:t>Giữ các hàm chung cho giỏ và định dạng tiền.</w:t>
+      </w:r>
+    </w:p>
+    <w:p>
+      <w:pPr>
+        <w:spacing w:after="60"/>
+      </w:pPr>
+      <w:r>
+        <w:rPr>
+          <w:b/>
+        </w:rPr>
+        <w:t xml:space="preserve">Hàm và đoạn cần đọc: </w:t>
+      </w:r>
+      <w:r>
+        <w:t>tinhTien(g) cộng tiền tạm; gioHopLe(g) kiểm tra hình dạng; taoYeuCau(g,email) chỉ lấy dữ liệu cần gửi.</w:t>
+      </w:r>
+    </w:p>
+    <w:p>
+      <w:pPr>
+        <w:spacing w:after="60"/>
+      </w:pPr>
+      <w:r>
+        <w:rPr>
+          <w:b/>
+        </w:rPr>
+        <w:t xml:space="preserve">Đầu vào và file kế tiếp: </w:t>
+      </w:r>
+      <w:r>
+        <w:t>taoYeuCau() tạo JSON gồm email, showTimeId, seatIds, snacks và combos.</w:t>
+      </w:r>
+    </w:p>
+    <w:p>
+      <w:pPr>
+        <w:spacing w:after="60"/>
+      </w:pPr>
+      <w:r>
+        <w:rPr>
+          <w:b/>
+        </w:rPr>
+        <w:t xml:space="preserve">Điểm dễ nhầm: </w:t>
+      </w:r>
+      <w:r>
+        <w:t>Đừng gửi unitPrice từ trình duyệt làm giá chính thức: khách có thể sửa JavaScript.</w:t>
+      </w:r>
+    </w:p>
+    <w:p>
+      <w:pPr>
+        <w:pStyle w:val="Heading3"/>
+        <w:keepNext/>
+      </w:pPr>
+      <w:r>
+        <w:t>src/main/resources/UI/assets/js/checkout.js</w:t>
+      </w:r>
+    </w:p>
+    <w:p>
+      <w:pPr>
+        <w:spacing w:after="60"/>
+      </w:pPr>
+      <w:r>
+        <w:rPr>
+          <w:b/>
+        </w:rPr>
+        <w:t xml:space="preserve">Nhiệm vụ: </w:t>
+      </w:r>
+      <w:r>
+        <w:t>Chốt lựa chọn và quyết định API tạo đơn theo ngữ cảnh đăng nhập.</w:t>
+      </w:r>
+    </w:p>
+    <w:p>
+      <w:pPr>
+        <w:spacing w:after="60"/>
+      </w:pPr>
+      <w:r>
+        <w:rPr>
+          <w:b/>
+        </w:rPr>
+        <w:t xml:space="preserve">Hàm và đoạn cần đọc: </w:t>
+      </w:r>
+      <w:r>
+        <w:t>Đọc giỏ đã lưu, email nhận đơn và lời gọi qua api.js.</w:t>
+      </w:r>
+    </w:p>
+    <w:p>
+      <w:pPr>
+        <w:spacing w:after="60"/>
+      </w:pPr>
+      <w:r>
+        <w:rPr>
+          <w:b/>
+        </w:rPr>
+        <w:t xml:space="preserve">Đầu vào và file kế tiếp: </w:t>
+      </w:r>
+      <w:r>
+        <w:t>Yêu cầu đi đến controller tài khoản, guest hoặc staff rồi trả mã đơn.</w:t>
+      </w:r>
+    </w:p>
+    <w:p>
+      <w:pPr>
+        <w:spacing w:after="60"/>
+      </w:pPr>
+      <w:r>
+        <w:rPr>
+          <w:b/>
+        </w:rPr>
+        <w:t xml:space="preserve">Điểm dễ nhầm: </w:t>
+      </w:r>
+      <w:r>
+        <w:t>Nếu khách quay lại sửa giỏ, phải tạo lại payload từ lựa chọn mới.</w:t>
+      </w:r>
+    </w:p>
+    <w:p>
+      <w:pPr>
+        <w:pStyle w:val="Heading3"/>
+        <w:keepNext/>
+      </w:pPr>
+      <w:r>
+        <w:t>src/main/java/com/cinesnack/catalog/controller/CatalogController.java</w:t>
+      </w:r>
+    </w:p>
+    <w:p>
+      <w:pPr>
+        <w:spacing w:after="60"/>
+      </w:pPr>
+      <w:r>
+        <w:rPr>
+          <w:b/>
+        </w:rPr>
+        <w:t xml:space="preserve">Nhiệm vụ: </w:t>
+      </w:r>
+      <w:r>
+        <w:t>Tiếp nhận yêu cầu đọc danh mục công khai.</w:t>
+      </w:r>
+    </w:p>
+    <w:p>
+      <w:pPr>
+        <w:spacing w:after="60"/>
+      </w:pPr>
+      <w:r>
+        <w:rPr>
+          <w:b/>
+        </w:rPr>
+        <w:t xml:space="preserve">Hàm và đoạn cần đọc: </w:t>
+      </w:r>
+      <w:r>
+        <w:t>Tìm endpoint GET /api/snacks; controller gọi CatalogService.</w:t>
+      </w:r>
+    </w:p>
+    <w:p>
+      <w:pPr>
+        <w:spacing w:after="60"/>
+      </w:pPr>
+      <w:r>
+        <w:rPr>
+          <w:b/>
+        </w:rPr>
+        <w:t xml:space="preserve">Đầu vào và file kế tiếp: </w:t>
+      </w:r>
+      <w:r>
+        <w:t>Trả dữ liệu sản phẩm và combo để booking.js dựng giao diện.</w:t>
+      </w:r>
+    </w:p>
+    <w:p>
+      <w:pPr>
+        <w:spacing w:after="60"/>
+      </w:pPr>
+      <w:r>
+        <w:rPr>
+          <w:b/>
+        </w:rPr>
+        <w:t xml:space="preserve">Điểm dễ nhầm: </w:t>
+      </w:r>
+      <w:r>
+        <w:t>Controller chỉ điều phối HTTP; không tính tiền hoặc ghi đơn ở đây.</w:t>
+      </w:r>
+    </w:p>
+    <w:p>
+      <w:pPr>
+        <w:pStyle w:val="Heading3"/>
+        <w:keepNext/>
+      </w:pPr>
+      <w:r>
+        <w:t>src/main/java/com/cinesnack/catalog/service/CatalogService.java</w:t>
+      </w:r>
+    </w:p>
+    <w:p>
+      <w:pPr>
+        <w:spacing w:after="60"/>
+      </w:pPr>
+      <w:r>
+        <w:rPr>
+          <w:b/>
+        </w:rPr>
+        <w:t xml:space="preserve">Nhiệm vụ: </w:t>
+      </w:r>
+      <w:r>
+        <w:t>Áp dụng quy tắc đọc phim, suất, ghế và bắp nước.</w:t>
+      </w:r>
+    </w:p>
+    <w:p>
+      <w:pPr>
+        <w:spacing w:after="60"/>
+      </w:pPr>
+      <w:r>
+        <w:rPr>
+          <w:b/>
+        </w:rPr>
+        <w:t xml:space="preserve">Hàm và đoạn cần đọc: </w:t>
+      </w:r>
+      <w:r>
+        <w:t>Theo luồng layBapNuoc() từ controller xuống repository.</w:t>
+      </w:r>
+    </w:p>
+    <w:p>
+      <w:pPr>
+        <w:spacing w:after="60"/>
+      </w:pPr>
+      <w:r>
+        <w:rPr>
+          <w:b/>
+        </w:rPr>
+        <w:t xml:space="preserve">Đầu vào và file kế tiếp: </w:t>
+      </w:r>
+      <w:r>
+        <w:t>Chuyển dữ liệu repository thành DTO trả về API.</w:t>
+      </w:r>
+    </w:p>
+    <w:p>
+      <w:pPr>
+        <w:spacing w:after="60"/>
+      </w:pPr>
+      <w:r>
+        <w:rPr>
+          <w:b/>
+        </w:rPr>
+        <w:t xml:space="preserve">Điểm dễ nhầm: </w:t>
+      </w:r>
+      <w:r>
+        <w:t>Đọc danh mục để hiển thị khác với khóa và đọc giá khi chốt đơn.</w:t>
+      </w:r>
+    </w:p>
+    <w:p>
+      <w:pPr>
+        <w:pStyle w:val="Heading3"/>
+        <w:keepNext/>
+      </w:pPr>
+      <w:r>
+        <w:t>src/main/java/com/cinesnack/catalog/repository/CatalogRepository.java</w:t>
+      </w:r>
+    </w:p>
+    <w:p>
+      <w:pPr>
+        <w:spacing w:after="60"/>
+      </w:pPr>
+      <w:r>
+        <w:rPr>
+          <w:b/>
+        </w:rPr>
+        <w:t xml:space="preserve">Nhiệm vụ: </w:t>
+      </w:r>
+      <w:r>
+        <w:t>Đọc SAN_PHAM và COMBO từ SQL Server.</w:t>
+      </w:r>
+    </w:p>
+    <w:p>
+      <w:pPr>
+        <w:spacing w:after="60"/>
+      </w:pPr>
+      <w:r>
+        <w:rPr>
+          <w:b/>
+        </w:rPr>
+        <w:t xml:space="preserve">Hàm và đoạn cần đọc: </w:t>
+      </w:r>
+      <w:r>
+        <w:t>Tìm layBapNuoc(); chú ý mệnh đề trang_thai và ORDER BY.</w:t>
+      </w:r>
+    </w:p>
+    <w:p>
+      <w:pPr>
+        <w:spacing w:after="60"/>
+      </w:pPr>
+      <w:r>
+        <w:rPr>
+          <w:b/>
+        </w:rPr>
+        <w:t xml:space="preserve">Đầu vào và file kế tiếp: </w:t>
+      </w:r>
+      <w:r>
+        <w:t>Chỉ mặt hàng đang hoạt động được đưa vào danh mục công khai.</w:t>
+      </w:r>
+    </w:p>
+    <w:p>
+      <w:pPr>
+        <w:spacing w:after="60"/>
+      </w:pPr>
+      <w:r>
+        <w:rPr>
+          <w:b/>
+        </w:rPr>
+        <w:t xml:space="preserve">Điểm dễ nhầm: </w:t>
+      </w:r>
+      <w:r>
+        <w:t>Repository xử lý SQL, không nhận tổng tiền do trình duyệt tự tính.</w:t>
+      </w:r>
+    </w:p>
+    <w:p>
+      <w:pPr>
+        <w:pStyle w:val="Heading3"/>
+        <w:keepNext/>
+      </w:pPr>
+      <w:r>
+        <w:t>src/main/java/com/cinesnack/booking/dto/CreateOrderRequest.java</w:t>
+      </w:r>
+    </w:p>
+    <w:p>
+      <w:pPr>
+        <w:spacing w:after="60"/>
+      </w:pPr>
+      <w:r>
+        <w:rPr>
+          <w:b/>
+        </w:rPr>
+        <w:t xml:space="preserve">Nhiệm vụ: </w:t>
+      </w:r>
+      <w:r>
+        <w:t>Mô tả đúng hình dạng JSON tạo đơn.</w:t>
+      </w:r>
+    </w:p>
+    <w:p>
+      <w:pPr>
+        <w:spacing w:after="60"/>
+      </w:pPr>
+      <w:r>
+        <w:rPr>
+          <w:b/>
+        </w:rPr>
+        <w:t xml:space="preserve">Hàm và đoạn cần đọc: </w:t>
+      </w:r>
+      <w:r>
+        <w:t>Đọc @JsonProperty, @NotNull, @Positive, @Min, @Max và @Valid trên các record con.</w:t>
+      </w:r>
+    </w:p>
+    <w:p>
+      <w:pPr>
+        <w:spacing w:after="60"/>
+      </w:pPr>
+      <w:r>
+        <w:rPr>
+          <w:b/>
+        </w:rPr>
+        <w:t xml:space="preserve">Đầu vào và file kế tiếp: </w:t>
+      </w:r>
+      <w:r>
+        <w:t>snacks dùng productId và quantity; combos dùng comboId và quantity.</w:t>
+      </w:r>
+    </w:p>
+    <w:p>
+      <w:pPr>
+        <w:spacing w:after="60"/>
+      </w:pPr>
+      <w:r>
+        <w:rPr>
+          <w:b/>
+        </w:rPr>
+        <w:t xml:space="preserve">Điểm dễ nhầm: </w:t>
+      </w:r>
+      <w:r>
+        <w:t>Sai kiểu, thiếu mảng hoặc số lượng ngoài giới hạn bị từ chối trước nghiệp vụ ghi đơn.</w:t>
+      </w:r>
+    </w:p>
+    <w:p>
+      <w:pPr>
+        <w:pStyle w:val="Heading3"/>
+        <w:keepNext/>
+      </w:pPr>
+      <w:r>
+        <w:t>src/main/java/com/cinesnack/catalog/repository/BookingCatalogRepository.java</w:t>
+      </w:r>
+    </w:p>
+    <w:p>
+      <w:pPr>
+        <w:spacing w:after="60"/>
+      </w:pPr>
+      <w:r>
+        <w:rPr>
+          <w:b/>
+        </w:rPr>
+        <w:t xml:space="preserve">Nhiệm vụ: </w:t>
+      </w:r>
+      <w:r>
+        <w:t>Đọc lại giá thật ngay khi chốt đơn.</w:t>
+      </w:r>
+    </w:p>
+    <w:p>
+      <w:pPr>
+        <w:spacing w:after="60"/>
+      </w:pPr>
+      <w:r>
+        <w:rPr>
+          <w:b/>
+        </w:rPr>
+        <w:t xml:space="preserve">Hàm và đoạn cần đọc: </w:t>
+      </w:r>
+      <w:r>
+        <w:t>timSanPham() và timCombo() lấy tên, giá, trạng thái hiện tại.</w:t>
+      </w:r>
+    </w:p>
+    <w:p>
+      <w:pPr>
+        <w:spacing w:after="60"/>
+      </w:pPr>
+      <w:r>
+        <w:rPr>
+          <w:b/>
+        </w:rPr>
+        <w:t xml:space="preserve">Đầu vào và file kế tiếp: </w:t>
+      </w:r>
+      <w:r>
+        <w:t>OrderService dùng giá này để tính tổng và chụp tên, đơn giá vào dòng đơn.</w:t>
+      </w:r>
+    </w:p>
+    <w:p>
+      <w:pPr>
+        <w:spacing w:after="60"/>
+      </w:pPr>
+      <w:r>
+        <w:rPr>
+          <w:b/>
+        </w:rPr>
+        <w:t xml:space="preserve">Điểm dễ nhầm: </w:t>
+      </w:r>
+      <w:r>
+        <w:t>Giá đã lưu tại lúc mua không nên đổi theo giá danh mục về sau.</w:t>
+      </w:r>
+    </w:p>
+    <w:p>
+      <w:pPr>
+        <w:pStyle w:val="Heading3"/>
+        <w:keepNext/>
+      </w:pPr>
+      <w:r>
+        <w:t>src/main/java/com/cinesnack/booking/service/OrderService.java</w:t>
+      </w:r>
+    </w:p>
+    <w:p>
+      <w:pPr>
+        <w:spacing w:after="60"/>
+      </w:pPr>
+      <w:r>
+        <w:rPr>
+          <w:b/>
+        </w:rPr>
+        <w:t xml:space="preserve">Nhiệm vụ: </w:t>
+      </w:r>
+      <w:r>
+        <w:t>Kiểm tra lựa chọn và tính tổng đơn trong giao dịch.</w:t>
+      </w:r>
+    </w:p>
+    <w:p>
+      <w:pPr>
+        <w:spacing w:after="60"/>
+      </w:pPr>
+      <w:r>
+        <w:rPr>
+          <w:b/>
+        </w:rPr>
+        <w:t xml:space="preserve">Hàm và đoạn cần đọc: </w:t>
+      </w:r>
+      <w:r>
+        <w:t>taoDonHang() gọi kiemTraLuaChon(), tạo FoodLine rồi cộng BigDecimal.</w:t>
+      </w:r>
+    </w:p>
+    <w:p>
+      <w:pPr>
+        <w:spacing w:after="60"/>
+      </w:pPr>
+      <w:r>
+        <w:rPr>
+          <w:b/>
+        </w:rPr>
+        <w:t xml:space="preserve">Đầu vào và file kế tiếp: </w:t>
+      </w:r>
+      <w:r>
+        <w:t>Gọi OrderRepository để ghi đơn, vé nếu có và dòng bắp nước.</w:t>
+      </w:r>
+    </w:p>
+    <w:p>
+      <w:pPr>
+        <w:spacing w:after="60"/>
+      </w:pPr>
+      <w:r>
+        <w:rPr>
+          <w:b/>
+        </w:rPr>
+        <w:t xml:space="preserve">Điểm dễ nhầm: </w:t>
+      </w:r>
+      <w:r>
+        <w:t>Đơn chỉ bắp nước không cần suất hoặc ghế; lỗi ở giữa transaction phải hoàn tác.</w:t>
+      </w:r>
+    </w:p>
+    <w:p>
+      <w:pPr>
+        <w:pStyle w:val="Heading3"/>
+        <w:keepNext/>
+      </w:pPr>
+      <w:r>
+        <w:t>src/main/java/com/cinesnack/booking/repository/OrderRepository.java</w:t>
+      </w:r>
+    </w:p>
+    <w:p>
+      <w:pPr>
+        <w:spacing w:after="60"/>
+      </w:pPr>
+      <w:r>
+        <w:rPr>
+          <w:b/>
+        </w:rPr>
+        <w:t xml:space="preserve">Nhiệm vụ: </w:t>
+      </w:r>
+      <w:r>
+        <w:t>Ghi đơn và dòng bắp nước, đọc tổng chi tiết khi thanh toán.</w:t>
+      </w:r>
+    </w:p>
+    <w:p>
+      <w:pPr>
+        <w:spacing w:after="60"/>
+      </w:pPr>
+      <w:r>
+        <w:rPr>
+          <w:b/>
+        </w:rPr>
+        <w:t xml:space="preserve">Hàm và đoạn cần đọc: </w:t>
+      </w:r>
+      <w:r>
+        <w:t>taoDonHang(), themBapNuoc(), tinhTongChiTiet().</w:t>
+      </w:r>
+    </w:p>
+    <w:p>
+      <w:pPr>
+        <w:spacing w:after="60"/>
+      </w:pPr>
+      <w:r>
+        <w:rPr>
+          <w:b/>
+        </w:rPr>
+        <w:t xml:space="preserve">Đầu vào và file kế tiếp: </w:t>
+      </w:r>
+      <w:r>
+        <w:t>Lưu mã đơn, tổng tiền và ảnh chụp tên, đơn giá của từng món.</w:t>
+      </w:r>
+    </w:p>
+    <w:p>
+      <w:pPr>
+        <w:spacing w:after="60"/>
+      </w:pPr>
+      <w:r>
+        <w:rPr>
+          <w:b/>
+        </w:rPr>
+        <w:t xml:space="preserve">Điểm dễ nhầm: </w:t>
+      </w:r>
+      <w:r>
+        <w:t>Giữ câu SQL ở repository để service thể hiện quy tắc nghiệp vụ.</w:t>
+      </w:r>
+    </w:p>
+    <w:p>
+      <w:pPr>
+        <w:pStyle w:val="Heading2"/>
+      </w:pPr>
+      <w:r>
+        <w:t>QR, xác nhận tiền và hóa đơn</w:t>
+      </w:r>
+    </w:p>
+    <w:p>
+      <w:pPr>
+        <w:pStyle w:val="Heading3"/>
+        <w:keepNext/>
+      </w:pPr>
+      <w:r>
+        <w:t>src/main/resources/UI/assets/js/orders.js</w:t>
+      </w:r>
+    </w:p>
+    <w:p>
+      <w:pPr>
+        <w:spacing w:after="60"/>
+      </w:pPr>
+      <w:r>
+        <w:rPr>
+          <w:b/>
+        </w:rPr>
+        <w:t xml:space="preserve">Nhiệm vụ: </w:t>
+      </w:r>
+      <w:r>
+        <w:t>Trình bày chi tiết đơn, QR và biểu mẫu thu tiền tại quầy.</w:t>
+      </w:r>
+    </w:p>
+    <w:p>
+      <w:pPr>
+        <w:spacing w:after="60"/>
+      </w:pPr>
+      <w:r>
+        <w:rPr>
+          <w:b/>
+        </w:rPr>
+        <w:t xml:space="preserve">Hàm và đoạn cần đọc: </w:t>
+      </w:r>
+      <w:r>
+        <w:t>hienChiTiet() dựng các vùng vé, bắp nước, thanh toán và hóa đơn.</w:t>
+      </w:r>
+    </w:p>
+    <w:p>
+      <w:pPr>
+        <w:spacing w:after="60"/>
+      </w:pPr>
+      <w:r>
+        <w:rPr>
+          <w:b/>
+        </w:rPr>
+        <w:t xml:space="preserve">Đầu vào và file kế tiếp: </w:t>
+      </w:r>
+      <w:r>
+        <w:t>Gọi API QR để hiển thị; thao tác xác nhận tiền đi qua PaymentController.</w:t>
+      </w:r>
+    </w:p>
+    <w:p>
+      <w:pPr>
+        <w:spacing w:after="60"/>
+      </w:pPr>
+      <w:r>
+        <w:rPr>
+          <w:b/>
+        </w:rPr>
+        <w:t xml:space="preserve">Điểm dễ nhầm: </w:t>
+      </w:r>
+      <w:r>
+        <w:t>Ảnh QR được tạo không đồng nghĩa đã nhận tiền; chỉ hiển thị hóa đơn sau xác nhận.</w:t>
+      </w:r>
+    </w:p>
+    <w:p>
+      <w:pPr>
+        <w:pStyle w:val="Heading3"/>
+        <w:keepNext/>
+      </w:pPr>
+      <w:r>
+        <w:t>src/main/java/com/cinesnack/payment/controller/QrPaymentController.java</w:t>
+      </w:r>
+    </w:p>
+    <w:p>
+      <w:pPr>
+        <w:spacing w:after="60"/>
+      </w:pPr>
+      <w:r>
+        <w:rPr>
+          <w:b/>
+        </w:rPr>
+        <w:t xml:space="preserve">Nhiệm vụ: </w:t>
+      </w:r>
+      <w:r>
+        <w:t>Cung cấp QR cho đơn tài khoản và đơn guest.</w:t>
+      </w:r>
+    </w:p>
+    <w:p>
+      <w:pPr>
+        <w:spacing w:after="60"/>
+      </w:pPr>
+      <w:r>
+        <w:rPr>
+          <w:b/>
+        </w:rPr>
+        <w:t xml:space="preserve">Hàm và đoạn cần đọc: </w:t>
+      </w:r>
+      <w:r>
+        <w:t>layQr() dùng Principal; layQrKhach() dùng mã đơn thuộc HttpSession.</w:t>
+      </w:r>
+    </w:p>
+    <w:p>
+      <w:pPr>
+        <w:spacing w:after="60"/>
+      </w:pPr>
+      <w:r>
+        <w:rPr>
+          <w:b/>
+        </w:rPr>
+        <w:t xml:space="preserve">Đầu vào và file kế tiếp: </w:t>
+      </w:r>
+      <w:r>
+        <w:t>Chuyển mã đơn và thông tin quyền sang QrPaymentService.</w:t>
+      </w:r>
+    </w:p>
+    <w:p>
+      <w:pPr>
+        <w:spacing w:after="60"/>
+      </w:pPr>
+      <w:r>
+        <w:rPr>
+          <w:b/>
+        </w:rPr>
+        <w:t xml:space="preserve">Điểm dễ nhầm: </w:t>
+      </w:r>
+      <w:r>
+        <w:t>Hai route có cách xác minh quyền khác nhau, dù cùng tạo nội dung QR.</w:t>
+      </w:r>
+    </w:p>
+    <w:p>
+      <w:pPr>
+        <w:pStyle w:val="Heading3"/>
+        <w:keepNext/>
+      </w:pPr>
+      <w:r>
+        <w:t>src/main/java/com/cinesnack/payment/service/QrPaymentService.java</w:t>
+      </w:r>
+    </w:p>
+    <w:p>
+      <w:pPr>
+        <w:spacing w:after="60"/>
+      </w:pPr>
+      <w:r>
+        <w:rPr>
+          <w:b/>
+        </w:rPr>
+        <w:t xml:space="preserve">Nhiệm vụ: </w:t>
+      </w:r>
+      <w:r>
+        <w:t>Tạo nội dung QR theo tổng tiền của đơn được phép xem.</w:t>
+      </w:r>
+    </w:p>
+    <w:p>
+      <w:pPr>
+        <w:spacing w:after="60"/>
+      </w:pPr>
+      <w:r>
+        <w:rPr>
+          <w:b/>
+        </w:rPr>
+        <w:t xml:space="preserve">Hàm và đoạn cần đọc: </w:t>
+      </w:r>
+      <w:r>
+        <w:t>layQr(), layQrKhach() và phần dựng dữ liệu QR.</w:t>
+      </w:r>
+    </w:p>
+    <w:p>
+      <w:pPr>
+        <w:spacing w:after="60"/>
+      </w:pPr>
+      <w:r>
+        <w:rPr>
+          <w:b/>
+        </w:rPr>
+        <w:t xml:space="preserve">Đầu vào và file kế tiếp: </w:t>
+      </w:r>
+      <w:r>
+        <w:t>Số tiền và nội dung chuyển khoản lấy từ đơn đã tạo, không lấy từ ô nhập ở UI.</w:t>
+      </w:r>
+    </w:p>
+    <w:p>
+      <w:pPr>
+        <w:spacing w:after="60"/>
+      </w:pPr>
+      <w:r>
+        <w:rPr>
+          <w:b/>
+        </w:rPr>
+        <w:t xml:space="preserve">Điểm dễ nhầm: </w:t>
+      </w:r>
+      <w:r>
+        <w:t>QR chỉ là hướng dẫn chuyển khoản; xác nhận giao dịch là bước riêng.</w:t>
+      </w:r>
+    </w:p>
+    <w:p>
+      <w:pPr>
+        <w:pStyle w:val="Heading3"/>
+        <w:keepNext/>
+      </w:pPr>
+      <w:r>
+        <w:t>src/main/java/com/cinesnack/payment/controller/PaymentController.java</w:t>
+      </w:r>
+    </w:p>
+    <w:p>
+      <w:pPr>
+        <w:spacing w:after="60"/>
+      </w:pPr>
+      <w:r>
+        <w:rPr>
+          <w:b/>
+        </w:rPr>
+        <w:t xml:space="preserve">Nhiệm vụ: </w:t>
+      </w:r>
+      <w:r>
+        <w:t>Nhận yêu cầu thu tiền của nhân viên.</w:t>
+      </w:r>
+    </w:p>
+    <w:p>
+      <w:pPr>
+        <w:spacing w:after="60"/>
+      </w:pPr>
+      <w:r>
+        <w:rPr>
+          <w:b/>
+        </w:rPr>
+        <w:t xml:space="preserve">Hàm và đoạn cần đọc: </w:t>
+      </w:r>
+      <w:r>
+        <w:t>Xem endpoint cash, transfer và danh sách thanh toán; @Valid kiểm tra DTO.</w:t>
+      </w:r>
+    </w:p>
+    <w:p>
+      <w:pPr>
+        <w:spacing w:after="60"/>
+      </w:pPr>
+      <w:r>
+        <w:rPr>
+          <w:b/>
+        </w:rPr>
+        <w:t xml:space="preserve">Đầu vào và file kế tiếp: </w:t>
+      </w:r>
+      <w:r>
+        <w:t>Chuyển mã đơn, số tiền và người thao tác cho PaymentService.</w:t>
+      </w:r>
+    </w:p>
+    <w:p>
+      <w:pPr>
+        <w:spacing w:after="60"/>
+      </w:pPr>
+      <w:r>
+        <w:rPr>
+          <w:b/>
+        </w:rPr>
+        <w:t xml:space="preserve">Điểm dễ nhầm: </w:t>
+      </w:r>
+      <w:r>
+        <w:t>Không đặt logic đổi trạng thái hoặc phát hành hóa đơn trong controller.</w:t>
+      </w:r>
+    </w:p>
+    <w:p>
+      <w:pPr>
+        <w:pStyle w:val="Heading3"/>
+        <w:keepNext/>
+      </w:pPr>
+      <w:r>
+        <w:t>src/main/java/com/cinesnack/payment/dto/CashPaymentRequest.java</w:t>
+      </w:r>
+    </w:p>
+    <w:p>
+      <w:pPr>
+        <w:spacing w:after="60"/>
+      </w:pPr>
+      <w:r>
+        <w:rPr>
+          <w:b/>
+        </w:rPr>
+        <w:t xml:space="preserve">Nhiệm vụ: </w:t>
+      </w:r>
+      <w:r>
+        <w:t>Ràng buộc dữ liệu tiền mặt nhận từ JSON.</w:t>
+      </w:r>
+    </w:p>
+    <w:p>
+      <w:pPr>
+        <w:spacing w:after="60"/>
+      </w:pPr>
+      <w:r>
+        <w:rPr>
+          <w:b/>
+        </w:rPr>
+        <w:t xml:space="preserve">Hàm và đoạn cần đọc: </w:t>
+      </w:r>
+      <w:r>
+        <w:t>Đọc tên trường JSON và các annotation kiểm tra đầu vào.</w:t>
+      </w:r>
+    </w:p>
+    <w:p>
+      <w:pPr>
+        <w:spacing w:after="60"/>
+      </w:pPr>
+      <w:r>
+        <w:rPr>
+          <w:b/>
+        </w:rPr>
+        <w:t xml:space="preserve">Đầu vào và file kế tiếp: </w:t>
+      </w:r>
+      <w:r>
+        <w:t>Số tiền khách đưa được truyền sang PaymentService để tính tiền thừa.</w:t>
+      </w:r>
+    </w:p>
+    <w:p>
+      <w:pPr>
+        <w:spacing w:after="60"/>
+      </w:pPr>
+      <w:r>
+        <w:rPr>
+          <w:b/>
+        </w:rPr>
+        <w:t xml:space="preserve">Điểm dễ nhầm: </w:t>
+      </w:r>
+      <w:r>
+        <w:t>Tiền thừa chỉ áp dụng tiền mặt; chuyển khoản phải đúng tổng đơn.</w:t>
+      </w:r>
+    </w:p>
+    <w:p>
+      <w:pPr>
+        <w:pStyle w:val="Heading3"/>
+        <w:keepNext/>
+      </w:pPr>
+      <w:r>
+        <w:t>src/main/java/com/cinesnack/payment/dto/TransferConfirmRequest.java</w:t>
+      </w:r>
+    </w:p>
+    <w:p>
+      <w:pPr>
+        <w:spacing w:after="60"/>
+      </w:pPr>
+      <w:r>
+        <w:rPr>
+          <w:b/>
+        </w:rPr>
+        <w:t xml:space="preserve">Nhiệm vụ: </w:t>
+      </w:r>
+      <w:r>
+        <w:t>Ràng buộc mã giao dịch và số tiền chuyển khoản thực nhận.</w:t>
+      </w:r>
+    </w:p>
+    <w:p>
+      <w:pPr>
+        <w:spacing w:after="60"/>
+      </w:pPr>
+      <w:r>
+        <w:rPr>
+          <w:b/>
+        </w:rPr>
+        <w:t xml:space="preserve">Hàm và đoạn cần đọc: </w:t>
+      </w:r>
+      <w:r>
+        <w:t>Đọc record và annotation trên từng trường.</w:t>
+      </w:r>
+    </w:p>
+    <w:p>
+      <w:pPr>
+        <w:spacing w:after="60"/>
+      </w:pPr>
+      <w:r>
+        <w:rPr>
+          <w:b/>
+        </w:rPr>
+        <w:t xml:space="preserve">Đầu vào và file kế tiếp: </w:t>
+      </w:r>
+      <w:r>
+        <w:t>Nhân viên nhập mã giao dịch và số tiền đã kiểm tra ở quầy.</w:t>
+      </w:r>
+    </w:p>
+    <w:p>
+      <w:pPr>
+        <w:spacing w:after="60"/>
+      </w:pPr>
+      <w:r>
+        <w:rPr>
+          <w:b/>
+        </w:rPr>
+        <w:t xml:space="preserve">Điểm dễ nhầm: </w:t>
+      </w:r>
+      <w:r>
+        <w:t>QR không tự xác nhận thanh toán; nhân viên phải đối chiếu giao dịch trước khi gọi API.</w:t>
+      </w:r>
+    </w:p>
+    <w:p>
+      <w:pPr>
+        <w:pStyle w:val="Heading3"/>
+        <w:keepNext/>
+      </w:pPr>
+      <w:r>
+        <w:t>src/main/java/com/cinesnack/payment/service/PaymentService.java</w:t>
+      </w:r>
+    </w:p>
+    <w:p>
+      <w:pPr>
+        <w:spacing w:after="60"/>
+      </w:pPr>
+      <w:r>
+        <w:rPr>
+          <w:b/>
+        </w:rPr>
+        <w:t xml:space="preserve">Nhiệm vụ: </w:t>
+      </w:r>
+      <w:r>
+        <w:t>Kiểm tra quyền, trạng thái, số tiền và phát hành hóa đơn cùng transaction.</w:t>
+      </w:r>
+    </w:p>
+    <w:p>
+      <w:pPr>
+        <w:spacing w:after="60"/>
+      </w:pPr>
+      <w:r>
+        <w:rPr>
+          <w:b/>
+        </w:rPr>
+        <w:t xml:space="preserve">Hàm và đoạn cần đọc: </w:t>
+      </w:r>
+      <w:r>
+        <w:t>thanhToanTaiQuay(), xacNhanChuyenKhoan(), layDanhSach().</w:t>
+      </w:r>
+    </w:p>
+    <w:p>
+      <w:pPr>
+        <w:spacing w:after="60"/>
+      </w:pPr>
+      <w:r>
+        <w:rPr>
+          <w:b/>
+        </w:rPr>
+        <w:t xml:space="preserve">Đầu vào và file kế tiếp: </w:t>
+      </w:r>
+      <w:r>
+        <w:t>Gọi OrderRepository khóa đơn, PaymentRepository ghi tiền, InvoiceService phát hành.</w:t>
+      </w:r>
+    </w:p>
+    <w:p>
+      <w:pPr>
+        <w:spacing w:after="60"/>
+      </w:pPr>
+      <w:r>
+        <w:rPr>
+          <w:b/>
+        </w:rPr>
+        <w:t xml:space="preserve">Điểm dễ nhầm: </w:t>
+      </w:r>
+      <w:r>
+        <w:t>Chuyển khoản phải bằng đúng tổng; tiền mặt có thể lớn hơn tổng và trả lại phần thừa.</w:t>
+      </w:r>
+    </w:p>
+    <w:p>
+      <w:pPr>
+        <w:pStyle w:val="Heading3"/>
+        <w:keepNext/>
+      </w:pPr>
+      <w:r>
+        <w:t>src/main/java/com/cinesnack/payment/repository/PaymentRepository.java</w:t>
+      </w:r>
+    </w:p>
+    <w:p>
+      <w:pPr>
+        <w:spacing w:after="60"/>
+      </w:pPr>
+      <w:r>
+        <w:rPr>
+          <w:b/>
+        </w:rPr>
+        <w:t xml:space="preserve">Nhiệm vụ: </w:t>
+      </w:r>
+      <w:r>
+        <w:t>Ghi và tìm bản ghi THANH_TOAN.</w:t>
+      </w:r>
+    </w:p>
+    <w:p>
+      <w:pPr>
+        <w:spacing w:after="60"/>
+      </w:pPr>
+      <w:r>
+        <w:rPr>
+          <w:b/>
+        </w:rPr>
+        <w:t xml:space="preserve">Hàm và đoạn cần đọc: </w:t>
+      </w:r>
+      <w:r>
+        <w:t>taoThanhToanTienMat(), taoThanhToanChuyenKhoan(), timThanhToanThanhCong().</w:t>
+      </w:r>
+    </w:p>
+    <w:p>
+      <w:pPr>
+        <w:spacing w:after="60"/>
+      </w:pPr>
+      <w:r>
+        <w:rPr>
+          <w:b/>
+        </w:rPr>
+        <w:t xml:space="preserve">Đầu vào và file kế tiếp: </w:t>
+      </w:r>
+      <w:r>
+        <w:t>Mã giao dịch giúp chống ghi nhận chuyển khoản trùng; repository trả bản ghi để service xử lý.</w:t>
+      </w:r>
+    </w:p>
+    <w:p>
+      <w:pPr>
+        <w:spacing w:after="60"/>
+      </w:pPr>
+      <w:r>
+        <w:rPr>
+          <w:b/>
+        </w:rPr>
+        <w:t xml:space="preserve">Điểm dễ nhầm: </w:t>
+      </w:r>
+      <w:r>
+        <w:t>Tham số SQL tách khỏi chuỗi lệnh, tránh ghép trực tiếp dữ liệu người dùng.</w:t>
+      </w:r>
+    </w:p>
+    <w:p>
+      <w:pPr>
+        <w:pStyle w:val="Heading3"/>
+        <w:keepNext/>
+      </w:pPr>
+      <w:r>
+        <w:t>src/main/java/com/cinesnack/invoice/service/InvoiceService.java</w:t>
+      </w:r>
+    </w:p>
+    <w:p>
+      <w:pPr>
+        <w:spacing w:after="60"/>
+      </w:pPr>
+      <w:r>
+        <w:rPr>
+          <w:b/>
+        </w:rPr>
+        <w:t xml:space="preserve">Nhiệm vụ: </w:t>
+      </w:r>
+      <w:r>
+        <w:t>Làm cầu nối giữa đơn được phép xem và kho hóa đơn.</w:t>
+      </w:r>
+    </w:p>
+    <w:p>
+      <w:pPr>
+        <w:spacing w:after="60"/>
+      </w:pPr>
+      <w:r>
+        <w:rPr>
+          <w:b/>
+        </w:rPr>
+        <w:t xml:space="preserve">Hàm và đoạn cần đọc: </w:t>
+      </w:r>
+      <w:r>
+        <w:t>phatHanh() được PaymentService gọi sau khi ghi nhận tiền.</w:t>
+      </w:r>
+    </w:p>
+    <w:p>
+      <w:pPr>
+        <w:spacing w:after="60"/>
+      </w:pPr>
+      <w:r>
+        <w:rPr>
+          <w:b/>
+        </w:rPr>
+        <w:t xml:space="preserve">Đầu vào và file kế tiếp: </w:t>
+      </w:r>
+      <w:r>
+        <w:t>InvoiceRepository tạo hóa đơn vé và/hoặc bắp nước tương ứng chi tiết đơn.</w:t>
+      </w:r>
+    </w:p>
+    <w:p>
+      <w:pPr>
+        <w:spacing w:after="60"/>
+      </w:pPr>
+      <w:r>
+        <w:rPr>
+          <w:b/>
+        </w:rPr>
+        <w:t xml:space="preserve">Điểm dễ nhầm: </w:t>
+      </w:r>
+      <w:r>
+        <w:t>Không gọi phát hành khi mới tạo QR hoặc khi đơn còn chờ thanh toán.</w:t>
+      </w:r>
+    </w:p>
+    <w:p>
+      <w:pPr>
+        <w:pStyle w:val="Heading3"/>
+        <w:keepNext/>
+      </w:pPr>
+      <w:r>
+        <w:t>src/main/java/com/cinesnack/invoice/repository/InvoiceRepository.java</w:t>
+      </w:r>
+    </w:p>
+    <w:p>
+      <w:pPr>
+        <w:spacing w:after="60"/>
+      </w:pPr>
+      <w:r>
+        <w:rPr>
+          <w:b/>
+        </w:rPr>
+        <w:t xml:space="preserve">Nhiệm vụ: </w:t>
+      </w:r>
+      <w:r>
+        <w:t>Ghi và đọc dòng hóa đơn đã chụp tại lúc mua.</w:t>
+      </w:r>
+    </w:p>
+    <w:p>
+      <w:pPr>
+        <w:spacing w:after="60"/>
+      </w:pPr>
+      <w:r>
+        <w:rPr>
+          <w:b/>
+        </w:rPr>
+        <w:t xml:space="preserve">Hàm và đoạn cần đọc: </w:t>
+      </w:r>
+      <w:r>
+        <w:t>taoHoaDon() và timTheoDonHang().</w:t>
+      </w:r>
+    </w:p>
+    <w:p>
+      <w:pPr>
+        <w:spacing w:after="60"/>
+      </w:pPr>
+      <w:r>
+        <w:rPr>
+          <w:b/>
+        </w:rPr>
+        <w:t xml:space="preserve">Đầu vào và file kế tiếp: </w:t>
+      </w:r>
+      <w:r>
+        <w:t>Đơn có cả vé và đồ ăn tạo hai loại hóa đơn với dòng chi tiết riêng.</w:t>
+      </w:r>
+    </w:p>
+    <w:p>
+      <w:pPr>
+        <w:spacing w:after="60"/>
+      </w:pPr>
+      <w:r>
+        <w:rPr>
+          <w:b/>
+        </w:rPr>
+        <w:t xml:space="preserve">Điểm dễ nhầm: </w:t>
+      </w:r>
+      <w:r>
+        <w:t>Khi đọc nhiều hóa đơn, chú ý repository truy vấn dòng theo từng header.</w:t>
+      </w:r>
+    </w:p>
+    <w:p>
+      <w:pPr>
+        <w:pStyle w:val="Heading2"/>
+      </w:pPr>
+      <w:r>
+        <w:t>Theo dõi và số liệu trên trang nhân viên</w:t>
+      </w:r>
+    </w:p>
+    <w:p>
+      <w:pPr>
+        <w:pStyle w:val="Heading3"/>
+        <w:keepNext/>
+      </w:pPr>
+      <w:r>
+        <w:t>src/main/resources/UI/html/admin.html</w:t>
+      </w:r>
+    </w:p>
+    <w:p>
+      <w:pPr>
+        <w:spacing w:after="60"/>
+      </w:pPr>
+      <w:r>
+        <w:rPr>
+          <w:b/>
+        </w:rPr>
+        <w:t xml:space="preserve">Nhiệm vụ: </w:t>
+      </w:r>
+      <w:r>
+        <w:t>Đặt vùng monitor đơn và vùng thống kê của trang nhân viên.</w:t>
+      </w:r>
+    </w:p>
+    <w:p>
+      <w:pPr>
+        <w:spacing w:after="60"/>
+      </w:pPr>
+      <w:r>
+        <w:rPr>
+          <w:b/>
+        </w:rPr>
+        <w:t xml:space="preserve">Hàm và đoạn cần đọc: </w:t>
+      </w:r>
+      <w:r>
+        <w:t>Tìm các id don-so, thong-ke và bảng danh sách đơn.</w:t>
+      </w:r>
+    </w:p>
+    <w:p>
+      <w:pPr>
+        <w:spacing w:after="60"/>
+      </w:pPr>
+      <w:r>
+        <w:rPr>
+          <w:b/>
+        </w:rPr>
+        <w:t xml:space="preserve">Đầu vào và file kế tiếp: </w:t>
+      </w:r>
+      <w:r>
+        <w:t>admin.js dùng những id này để điền số liệu và trạng thái.</w:t>
+      </w:r>
+    </w:p>
+    <w:p>
+      <w:pPr>
+        <w:spacing w:after="60"/>
+      </w:pPr>
+      <w:r>
+        <w:rPr>
+          <w:b/>
+        </w:rPr>
+        <w:t xml:space="preserve">Điểm dễ nhầm: </w:t>
+      </w:r>
+      <w:r>
+        <w:t>Đây là giao diện theo dõi đơn tại quầy, chưa phải báo cáo tổng hợp toàn rạp.</w:t>
+      </w:r>
+    </w:p>
+    <w:p>
+      <w:pPr>
+        <w:pStyle w:val="Heading3"/>
+        <w:keepNext/>
+      </w:pPr>
+      <w:r>
+        <w:t>src/main/resources/UI/assets/js/admin.js</w:t>
+      </w:r>
+    </w:p>
+    <w:p>
+      <w:pPr>
+        <w:spacing w:after="60"/>
+      </w:pPr>
+      <w:r>
+        <w:rPr>
+          <w:b/>
+        </w:rPr>
+        <w:t xml:space="preserve">Nhiệm vụ: </w:t>
+      </w:r>
+      <w:r>
+        <w:t>Tải đơn theo trang và đếm trạng thái trong kết quả vừa nhận.</w:t>
+      </w:r>
+    </w:p>
+    <w:p>
+      <w:pPr>
+        <w:spacing w:after="60"/>
+      </w:pPr>
+      <w:r>
+        <w:rPr>
+          <w:b/>
+        </w:rPr>
+        <w:t xml:space="preserve">Hàm và đoạn cần đọc: </w:t>
+      </w:r>
+      <w:r>
+        <w:t>loadOrders() gọi GET /api/admin/orders với page, size, q và status.</w:t>
+      </w:r>
+    </w:p>
+    <w:p>
+      <w:pPr>
+        <w:spacing w:after="60"/>
+      </w:pPr>
+      <w:r>
+        <w:rPr>
+          <w:b/>
+        </w:rPr>
+        <w:t xml:space="preserve">Đầu vào và file kế tiếp: </w:t>
+      </w:r>
+      <w:r>
+        <w:t>Mảng ds chứa tối đa 20 đơn trên trang hiện tại; các thẻ số chỉ đếm ds.</w:t>
+      </w:r>
+    </w:p>
+    <w:p>
+      <w:pPr>
+        <w:spacing w:after="60"/>
+      </w:pPr>
+      <w:r>
+        <w:rPr>
+          <w:b/>
+        </w:rPr>
+        <w:t xml:space="preserve">Điểm dễ nhầm: </w:t>
+      </w:r>
+      <w:r>
+        <w:t>Không diễn giải số trên trang thành doanh thu hoặc tổng đơn của toàn bộ dữ liệu.</w:t>
+      </w:r>
+    </w:p>
+    <w:p>
+      <w:pPr>
+        <w:pStyle w:val="Heading3"/>
+        <w:keepNext/>
+      </w:pPr>
+      <w:r>
+        <w:t>src/main/java/com/cinesnack/booking/controller/AdminOrderController.java</w:t>
+      </w:r>
+    </w:p>
+    <w:p>
+      <w:pPr>
+        <w:spacing w:after="60"/>
+      </w:pPr>
+      <w:r>
+        <w:rPr>
+          <w:b/>
+        </w:rPr>
+        <w:t xml:space="preserve">Nhiệm vụ: </w:t>
+      </w:r>
+      <w:r>
+        <w:t>Cung cấp API tạo đơn tại quầy và tìm đơn cho staff/admin theo quyền.</w:t>
+      </w:r>
+    </w:p>
+    <w:p>
+      <w:pPr>
+        <w:spacing w:after="60"/>
+      </w:pPr>
+      <w:r>
+        <w:rPr>
+          <w:b/>
+        </w:rPr>
+        <w:t xml:space="preserve">Hàm và đoạn cần đọc: </w:t>
+      </w:r>
+      <w:r>
+        <w:t>POST tạo đơn chỉ cho NHAN_VIEN; GET trả trang kết quả tìm kiếm.</w:t>
+      </w:r>
+    </w:p>
+    <w:p>
+      <w:pPr>
+        <w:spacing w:after="60"/>
+      </w:pPr>
+      <w:r>
+        <w:rPr>
+          <w:b/>
+        </w:rPr>
+        <w:t xml:space="preserve">Đầu vào và file kế tiếp: </w:t>
+      </w:r>
+      <w:r>
+        <w:t>Controller chuyển bộ lọc và Principal sang OrderService.</w:t>
+      </w:r>
+    </w:p>
+    <w:p>
+      <w:pPr>
+        <w:spacing w:after="60"/>
+      </w:pPr>
+      <w:r>
+        <w:rPr>
+          <w:b/>
+        </w:rPr>
+        <w:t xml:space="preserve">Điểm dễ nhầm: </w:t>
+      </w:r>
+      <w:r>
+        <w:t>Tên đường dẫn admin không có nghĩa admin được phép tạo đơn tại quầy.</w:t>
+      </w:r>
+    </w:p>
+    <w:p>
+      <w:pPr>
+        <w:pStyle w:val="Heading1"/>
+      </w:pPr>
+      <w:r>
+        <w:t>4 Đọc các đoạn lệnh quan trọng</w:t>
       </w:r>
     </w:p>
     <w:p>
@@ -1273,7 +3025,7 @@
           <w:b/>
           <w:sz w:val="17"/>
         </w:rPr>
-        <w:t>Mã nguồn: src/main/resources/UI/assets/js/booking.js · dòng 183–189</w:t>
+        <w:t>Mã nguồn: src/main/resources/UI/assets/js/booking.js</w:t>
       </w:r>
     </w:p>
     <w:p>
@@ -1287,7 +3039,7 @@
           <w:color w:val="23344C"/>
           <w:sz w:val="16"/>
         </w:rPr>
-        <w:t>183    function hienFood() {</w:t>
+        <w:t>function hienFood() {</w:t>
       </w:r>
     </w:p>
     <w:p>
@@ -1301,7 +3053,7 @@
           <w:color w:val="23344C"/>
           <w:sz w:val="16"/>
         </w:rPr>
-        <w:t>184      o("chon-combo").replaceChildren();</w:t>
+        <w:t>o("chon-combo").replaceChildren();</w:t>
       </w:r>
     </w:p>
     <w:p>
@@ -1315,7 +3067,7 @@
           <w:color w:val="23344C"/>
           <w:sz w:val="16"/>
         </w:rPr>
-        <w:t>185      for (const [key, idKey, ds] of [</w:t>
+        <w:t>for (const [key, idKey, ds] of [</w:t>
       </w:r>
     </w:p>
     <w:p>
@@ -1329,7 +3081,7 @@
           <w:color w:val="23344C"/>
           <w:sz w:val="16"/>
         </w:rPr>
-        <w:t>186        ["combos", "comboId", food.combos],</w:t>
+        <w:t>["combos", "comboId", food.combos],</w:t>
       </w:r>
     </w:p>
     <w:p>
@@ -1343,7 +3095,7 @@
           <w:color w:val="23344C"/>
           <w:sz w:val="16"/>
         </w:rPr>
-        <w:t>187        ["snacks", "productId", food.products],</w:t>
+        <w:t>["snacks", "productId", food.products],</w:t>
       </w:r>
     </w:p>
     <w:p>
@@ -1357,7 +3109,7 @@
           <w:color w:val="23344C"/>
           <w:sz w:val="16"/>
         </w:rPr>
-        <w:t>188      ])</w:t>
+        <w:t>])</w:t>
       </w:r>
     </w:p>
     <w:p>
@@ -1371,7 +3123,7 @@
           <w:color w:val="23344C"/>
           <w:sz w:val="16"/>
         </w:rPr>
-        <w:t>189        for (const h of ds) {</w:t>
+        <w:t>for (const h of ds) {</w:t>
       </w:r>
     </w:p>
     <w:p>
@@ -1397,7 +3149,7 @@
           <w:b/>
           <w:sz w:val="17"/>
         </w:rPr>
-        <w:t>Mã nguồn: src/main/resources/UI/assets/js/booking.js · dòng 208–223</w:t>
+        <w:t>Mã nguồn: src/main/resources/UI/assets/js/booking.js</w:t>
       </w:r>
     </w:p>
     <w:p>
@@ -1411,7 +3163,7 @@
           <w:color w:val="23344C"/>
           <w:sz w:val="16"/>
         </w:rPr>
-        <w:t>208          const thayDoi = (n) =&gt; {</w:t>
+        <w:t>const thayDoi = (n) =&gt; {</w:t>
       </w:r>
     </w:p>
     <w:p>
@@ -1425,7 +3177,7 @@
           <w:color w:val="23344C"/>
           <w:sz w:val="16"/>
         </w:rPr>
-        <w:t>209            const old = g[key].find((v) =&gt; v[idKey] === h.id);</w:t>
+        <w:t>const old = g[key].find((v) =&gt; v[idKey] === h.id);</w:t>
       </w:r>
     </w:p>
     <w:p>
@@ -1439,7 +3191,7 @@
           <w:color w:val="23344C"/>
           <w:sz w:val="16"/>
         </w:rPr>
-        <w:t>210            const q = (old?.quantity || 0) + n;</w:t>
+        <w:t>const q = (old?.quantity || 0) + n;</w:t>
       </w:r>
     </w:p>
     <w:p>
@@ -1453,7 +3205,7 @@
           <w:color w:val="23344C"/>
           <w:sz w:val="16"/>
         </w:rPr>
-        <w:t>211            if (q &lt; 0 || q &gt; 10) return;</w:t>
+        <w:t>if (q &lt; 0 || q &gt; 10) return;</w:t>
       </w:r>
     </w:p>
     <w:p>
@@ -1467,7 +3219,7 @@
           <w:color w:val="23344C"/>
           <w:sz w:val="16"/>
         </w:rPr>
-        <w:t>212            g[key] = g[key].filter((v) =&gt; v[idKey] !== h.id);</w:t>
+        <w:t>g[key] = g[key].filter((v) =&gt; v[idKey] !== h.id);</w:t>
       </w:r>
     </w:p>
     <w:p>
@@ -1481,7 +3233,7 @@
           <w:color w:val="23344C"/>
           <w:sz w:val="16"/>
         </w:rPr>
-        <w:t>213            if (q)</w:t>
+        <w:t>if (q)</w:t>
       </w:r>
     </w:p>
     <w:p>
@@ -1495,7 +3247,7 @@
           <w:color w:val="23344C"/>
           <w:sz w:val="16"/>
         </w:rPr>
-        <w:t>214              g[key].push({</w:t>
+        <w:t>g[key].push({</w:t>
       </w:r>
     </w:p>
     <w:p>
@@ -1509,7 +3261,7 @@
           <w:color w:val="23344C"/>
           <w:sz w:val="16"/>
         </w:rPr>
-        <w:t>215                [idKey]: h.id,</w:t>
+        <w:t>[idKey]: h.id,</w:t>
       </w:r>
     </w:p>
     <w:p>
@@ -1523,7 +3275,7 @@
           <w:color w:val="23344C"/>
           <w:sz w:val="16"/>
         </w:rPr>
-        <w:t>216                name: h.name,</w:t>
+        <w:t>name: h.name,</w:t>
       </w:r>
     </w:p>
     <w:p>
@@ -1537,7 +3289,7 @@
           <w:color w:val="23344C"/>
           <w:sz w:val="16"/>
         </w:rPr>
-        <w:t>217                quantity: q,</w:t>
+        <w:t>quantity: q,</w:t>
       </w:r>
     </w:p>
     <w:p>
@@ -1551,7 +3303,7 @@
           <w:color w:val="23344C"/>
           <w:sz w:val="16"/>
         </w:rPr>
-        <w:t>218                unitPrice: h.price,</w:t>
+        <w:t>unitPrice: h.price,</w:t>
       </w:r>
     </w:p>
     <w:p>
@@ -1565,7 +3317,7 @@
           <w:color w:val="23344C"/>
           <w:sz w:val="16"/>
         </w:rPr>
-        <w:t>219              });</w:t>
+        <w:t>});</w:t>
       </w:r>
     </w:p>
     <w:p>
@@ -1579,7 +3331,7 @@
           <w:color w:val="23344C"/>
           <w:sz w:val="16"/>
         </w:rPr>
-        <w:t>220            output.textContent = q;</w:t>
+        <w:t>output.textContent = q;</w:t>
       </w:r>
     </w:p>
     <w:p>
@@ -1593,7 +3345,7 @@
           <w:color w:val="23344C"/>
           <w:sz w:val="16"/>
         </w:rPr>
-        <w:t>221            tru.disabled = q === 0;</w:t>
+        <w:t>tru.disabled = q === 0;</w:t>
       </w:r>
     </w:p>
     <w:p>
@@ -1607,7 +3359,7 @@
           <w:color w:val="23344C"/>
           <w:sz w:val="16"/>
         </w:rPr>
-        <w:t>222            cong.disabled = q === 10;</w:t>
+        <w:t>cong.disabled = q === 10;</w:t>
       </w:r>
     </w:p>
     <w:p>
@@ -1621,7 +3373,7 @@
           <w:color w:val="23344C"/>
           <w:sz w:val="16"/>
         </w:rPr>
-        <w:t>223            capNhat();</w:t>
+        <w:t>capNhat();</w:t>
       </w:r>
     </w:p>
     <w:p>
@@ -1647,7 +3399,7 @@
           <w:b/>
           <w:sz w:val="17"/>
         </w:rPr>
-        <w:t>Mã nguồn: src/main/java/com/cinesnack/repository/CatalogRepository.java · dòng 113–132</w:t>
+        <w:t>Mã nguồn: src/main/java/com/cinesnack/catalog/repository/CatalogRepository.java</w:t>
       </w:r>
     </w:p>
     <w:p>
@@ -1661,7 +3413,7 @@
           <w:color w:val="23344C"/>
           <w:sz w:val="16"/>
         </w:rPr>
-        <w:t>113      public Catalog.Snacks layBapNuoc() {</w:t>
+        <w:t>public Catalog.Snacks layBapNuoc() {</w:t>
       </w:r>
     </w:p>
     <w:p>
@@ -1675,7 +3427,7 @@
           <w:color w:val="23344C"/>
           <w:sz w:val="16"/>
         </w:rPr>
-        <w:t>114          var sanPham = truyVan.query(</w:t>
+        <w:t>var sanPham = truyVan.query(</w:t>
       </w:r>
     </w:p>
     <w:p>
@@ -1689,7 +3441,7 @@
           <w:color w:val="23344C"/>
           <w:sz w:val="16"/>
         </w:rPr>
-        <w:t>115              "SELECT TOP(200) san_pham_id,ten_san_pham,gia_ban FROM SAN_PHAM WHERE trang_thai='HOAT_DONG' ORDER BY san_pham_id",</w:t>
+        <w:t>"SELECT TOP(200) san_pham_id,ten_san_pham,gia_ban FROM SAN_PHAM WHERE trang_thai='HOAT_DONG' ORDER BY san_pham_id",</w:t>
       </w:r>
     </w:p>
     <w:p>
@@ -1703,7 +3455,7 @@
           <w:color w:val="23344C"/>
           <w:sz w:val="16"/>
         </w:rPr>
-        <w:t>116              (d, i) -&gt;</w:t>
+        <w:t>(d, i) -&gt;</w:t>
       </w:r>
     </w:p>
     <w:p>
@@ -1717,7 +3469,7 @@
           <w:color w:val="23344C"/>
           <w:sz w:val="16"/>
         </w:rPr>
-        <w:t>117                  new Catalog.Food(</w:t>
+        <w:t>new Catalog.Food(</w:t>
       </w:r>
     </w:p>
     <w:p>
@@ -1731,7 +3483,7 @@
           <w:color w:val="23344C"/>
           <w:sz w:val="16"/>
         </w:rPr>
-        <w:t>118                      d.getLong("san_pham_id"),</w:t>
+        <w:t>d.getLong("san_pham_id"),</w:t>
       </w:r>
     </w:p>
     <w:p>
@@ -1745,7 +3497,7 @@
           <w:color w:val="23344C"/>
           <w:sz w:val="16"/>
         </w:rPr>
-        <w:t>119                      d.getString("ten_san_pham"),</w:t>
+        <w:t>d.getString("ten_san_pham"),</w:t>
       </w:r>
     </w:p>
     <w:p>
@@ -1759,7 +3511,7 @@
           <w:color w:val="23344C"/>
           <w:sz w:val="16"/>
         </w:rPr>
-        <w:t>120                      d.getBigDecimal("gia_ban")</w:t>
+        <w:t>d.getBigDecimal("gia_ban")</w:t>
       </w:r>
     </w:p>
     <w:p>
@@ -1773,7 +3525,7 @@
           <w:color w:val="23344C"/>
           <w:sz w:val="16"/>
         </w:rPr>
-        <w:t>121                  )</w:t>
+        <w:t>)</w:t>
       </w:r>
     </w:p>
     <w:p>
@@ -1787,7 +3539,7 @@
           <w:color w:val="23344C"/>
           <w:sz w:val="16"/>
         </w:rPr>
-        <w:t>122          );</w:t>
+        <w:t>);</w:t>
       </w:r>
     </w:p>
     <w:p>
@@ -1801,7 +3553,7 @@
           <w:color w:val="23344C"/>
           <w:sz w:val="16"/>
         </w:rPr>
-        <w:t>123          var combo = truyVan.query(</w:t>
+        <w:t>var combo = truyVan.query(</w:t>
       </w:r>
     </w:p>
     <w:p>
@@ -1815,7 +3567,7 @@
           <w:color w:val="23344C"/>
           <w:sz w:val="16"/>
         </w:rPr>
-        <w:t>124              "SELECT TOP(200) combo_id,ten_combo,gia_ban FROM COMBO WHERE trang_thai='HOAT_DONG' ORDER BY combo_id",</w:t>
+        <w:t>"SELECT TOP(200) combo_id,ten_combo,gia_ban FROM COMBO WHERE trang_thai='HOAT_DONG' ORDER BY combo_id",</w:t>
       </w:r>
     </w:p>
     <w:p>
@@ -1829,7 +3581,7 @@
           <w:color w:val="23344C"/>
           <w:sz w:val="16"/>
         </w:rPr>
-        <w:t>125              (d, i) -&gt;</w:t>
+        <w:t>(d, i) -&gt;</w:t>
       </w:r>
     </w:p>
     <w:p>
@@ -1843,7 +3595,7 @@
           <w:color w:val="23344C"/>
           <w:sz w:val="16"/>
         </w:rPr>
-        <w:t>126                  new Catalog.Food(</w:t>
+        <w:t>new Catalog.Food(</w:t>
       </w:r>
     </w:p>
     <w:p>
@@ -1857,7 +3609,7 @@
           <w:color w:val="23344C"/>
           <w:sz w:val="16"/>
         </w:rPr>
-        <w:t>127                      d.getLong("combo_id"),</w:t>
+        <w:t>d.getLong("combo_id"),</w:t>
       </w:r>
     </w:p>
     <w:p>
@@ -1871,7 +3623,7 @@
           <w:color w:val="23344C"/>
           <w:sz w:val="16"/>
         </w:rPr>
-        <w:t>128                      d.getString("ten_combo"),</w:t>
+        <w:t>d.getString("ten_combo"),</w:t>
       </w:r>
     </w:p>
     <w:p>
@@ -1885,7 +3637,7 @@
           <w:color w:val="23344C"/>
           <w:sz w:val="16"/>
         </w:rPr>
-        <w:t>129                      d.getBigDecimal("gia_ban")</w:t>
+        <w:t>d.getBigDecimal("gia_ban")</w:t>
       </w:r>
     </w:p>
     <w:p>
@@ -1899,7 +3651,7 @@
           <w:color w:val="23344C"/>
           <w:sz w:val="16"/>
         </w:rPr>
-        <w:t>130                  )</w:t>
+        <w:t>)</w:t>
       </w:r>
     </w:p>
     <w:p>
@@ -1913,7 +3665,7 @@
           <w:color w:val="23344C"/>
           <w:sz w:val="16"/>
         </w:rPr>
-        <w:t>131          );</w:t>
+        <w:t>);</w:t>
       </w:r>
     </w:p>
     <w:p>
@@ -1927,7 +3679,7 @@
           <w:color w:val="23344C"/>
           <w:sz w:val="16"/>
         </w:rPr>
-        <w:t>132          return new Catalog.Snacks(sanPham, combo);</w:t>
+        <w:t>return new Catalog.Snacks(sanPham, combo);</w:t>
       </w:r>
     </w:p>
     <w:p>
@@ -1953,7 +3705,7 @@
           <w:b/>
           <w:sz w:val="17"/>
         </w:rPr>
-        <w:t>Mã nguồn: src/main/java/com/cinesnack/service/OrderService.java · dòng 112–127</w:t>
+        <w:t>Mã nguồn: src/main/java/com/cinesnack/booking/service/OrderService.java</w:t>
       </w:r>
     </w:p>
     <w:p>
@@ -1967,7 +3719,7 @@
           <w:color w:val="23344C"/>
           <w:sz w:val="16"/>
         </w:rPr>
-        <w:t>112                  )</w:t>
+        <w:t>)</w:t>
       </w:r>
     </w:p>
     <w:p>
@@ -1981,7 +3733,7 @@
           <w:color w:val="23344C"/>
           <w:sz w:val="16"/>
         </w:rPr>
-        <w:t>113              );</w:t>
+        <w:t>);</w:t>
       </w:r>
     </w:p>
     <w:p>
@@ -1995,7 +3747,7 @@
           <w:color w:val="23344C"/>
           <w:sz w:val="16"/>
         </w:rPr>
-        <w:t>114          }</w:t>
+        <w:t>}</w:t>
       </w:r>
     </w:p>
     <w:p>
@@ -2009,7 +3761,7 @@
           <w:color w:val="23344C"/>
           <w:sz w:val="16"/>
         </w:rPr>
-        <w:t>115          for (var luaChon : yeuCau.dsCombo()) {</w:t>
+        <w:t>for (var luaChon : yeuCau.dsCombo()) {</w:t>
       </w:r>
     </w:p>
     <w:p>
@@ -2023,7 +3775,7 @@
           <w:color w:val="23344C"/>
           <w:sz w:val="16"/>
         </w:rPr>
-        <w:t>116              dsMatHang.add(</w:t>
+        <w:t>dsMatHang.add(</w:t>
       </w:r>
     </w:p>
     <w:p>
@@ -2037,7 +3789,7 @@
           <w:color w:val="23344C"/>
           <w:sz w:val="16"/>
         </w:rPr>
-        <w:t>117                  taoDongBapNuoc(</w:t>
+        <w:t>taoDongBapNuoc(</w:t>
       </w:r>
     </w:p>
     <w:p>
@@ -2051,7 +3803,7 @@
           <w:color w:val="23344C"/>
           <w:sz w:val="16"/>
         </w:rPr>
-        <w:t>118                      null,</w:t>
+        <w:t>null,</w:t>
       </w:r>
     </w:p>
     <w:p>
@@ -2065,7 +3817,7 @@
           <w:color w:val="23344C"/>
           <w:sz w:val="16"/>
         </w:rPr>
-        <w:t>119                      luaChon.maCombo(),</w:t>
+        <w:t>luaChon.maCombo(),</w:t>
       </w:r>
     </w:p>
     <w:p>
@@ -2079,7 +3831,7 @@
           <w:color w:val="23344C"/>
           <w:sz w:val="16"/>
         </w:rPr>
-        <w:t>120                      danhMucDatVe.timCombo(luaChon.maCombo()),</w:t>
+        <w:t>danhMucDatVe.timCombo(luaChon.maCombo()),</w:t>
       </w:r>
     </w:p>
     <w:p>
@@ -2093,7 +3845,7 @@
           <w:color w:val="23344C"/>
           <w:sz w:val="16"/>
         </w:rPr>
-        <w:t>121                      luaChon.soLuong()</w:t>
+        <w:t>luaChon.soLuong()</w:t>
       </w:r>
     </w:p>
     <w:p>
@@ -2107,7 +3859,7 @@
           <w:color w:val="23344C"/>
           <w:sz w:val="16"/>
         </w:rPr>
-        <w:t>122                  )</w:t>
+        <w:t>)</w:t>
       </w:r>
     </w:p>
     <w:p>
@@ -2121,7 +3873,7 @@
           <w:color w:val="23344C"/>
           <w:sz w:val="16"/>
         </w:rPr>
-        <w:t>123              );</w:t>
+        <w:t>);</w:t>
       </w:r>
     </w:p>
     <w:p>
@@ -2135,7 +3887,7 @@
           <w:color w:val="23344C"/>
           <w:sz w:val="16"/>
         </w:rPr>
-        <w:t>124          }</w:t>
+        <w:t>}</w:t>
       </w:r>
     </w:p>
     <w:p>
@@ -2149,7 +3901,7 @@
           <w:color w:val="23344C"/>
           <w:sz w:val="16"/>
         </w:rPr>
-        <w:t>125          BigDecimal tongTien = giaVe.multiply(BigDecimal.valueOf(yeuCau.dsMaGhe().size()));</w:t>
+        <w:t>BigDecimal tongTien = giaVe.multiply(BigDecimal.valueOf(yeuCau.dsMaGhe().size()));</w:t>
       </w:r>
     </w:p>
     <w:p>
@@ -2163,7 +3915,7 @@
           <w:color w:val="23344C"/>
           <w:sz w:val="16"/>
         </w:rPr>
-        <w:t>126          for (var dongChiTiet : dsMatHang)</w:t>
+        <w:t>for (var dongChiTiet : dsMatHang)</w:t>
       </w:r>
     </w:p>
     <w:p>
@@ -2177,7 +3929,7 @@
           <w:color w:val="23344C"/>
           <w:sz w:val="16"/>
         </w:rPr>
-        <w:t>127              tongTien = tongTien.add(</w:t>
+        <w:t>tongTien = tongTien.add(</w:t>
       </w:r>
     </w:p>
     <w:p>
@@ -2203,7 +3955,7 @@
           <w:b/>
           <w:sz w:val="17"/>
         </w:rPr>
-        <w:t>Mã nguồn: src/main/java/com/cinesnack/service/QrPaymentService.java · dòng 61–75</w:t>
+        <w:t>Mã nguồn: src/main/java/com/cinesnack/payment/service/QrPaymentService.java</w:t>
       </w:r>
     </w:p>
     <w:p>
@@ -2217,7 +3969,7 @@
           <w:color w:val="23344C"/>
           <w:sz w:val="16"/>
         </w:rPr>
-        <w:t xml:space="preserve"> 61          try {</w:t>
+        <w:t>try {</w:t>
       </w:r>
     </w:p>
     <w:p>
@@ -2231,7 +3983,7 @@
           <w:color w:val="23344C"/>
           <w:sz w:val="16"/>
         </w:rPr>
-        <w:t xml:space="preserve"> 62              tien = don.tongTien().longValueExact();</w:t>
+        <w:t>tien = don.tongTien().longValueExact();</w:t>
       </w:r>
     </w:p>
     <w:p>
@@ -2245,7 +3997,7 @@
           <w:color w:val="23344C"/>
           <w:sz w:val="16"/>
         </w:rPr>
-        <w:t xml:space="preserve"> 63          } catch (ArithmeticException e) {</w:t>
+        <w:t>} catch (ArithmeticException e) {</w:t>
       </w:r>
     </w:p>
     <w:p>
@@ -2259,7 +4011,7 @@
           <w:color w:val="23344C"/>
           <w:sz w:val="16"/>
         </w:rPr>
-        <w:t xml:space="preserve"> 64              throw new ResponseStatusException(HttpStatus.CONFLICT, "Số tiền QR phải là VND nguyên");</w:t>
+        <w:t>throw new ResponseStatusException(HttpStatus.CONFLICT, "Số tiền QR phải là VND nguyên");</w:t>
       </w:r>
     </w:p>
     <w:p>
@@ -2273,7 +4025,7 @@
           <w:color w:val="23344C"/>
           <w:sz w:val="16"/>
         </w:rPr>
-        <w:t xml:space="preserve"> 65          }</w:t>
+        <w:t>}</w:t>
       </w:r>
     </w:p>
     <w:p>
@@ -2287,7 +4039,7 @@
           <w:color w:val="23344C"/>
           <w:sz w:val="16"/>
         </w:rPr>
-        <w:t xml:space="preserve"> 66          if (tien &lt;= 0) throw new ResponseStatusException(HttpStatus.CONFLICT, "Số tiền QR phải lớn hơn 0");</w:t>
+        <w:t>if (tien &lt;= 0) throw new ResponseStatusException(HttpStatus.CONFLICT, "Số tiền QR phải lớn hơn 0");</w:t>
       </w:r>
     </w:p>
     <w:p>
@@ -2301,7 +4053,7 @@
           <w:color w:val="23344C"/>
           <w:sz w:val="16"/>
         </w:rPr>
-        <w:t xml:space="preserve"> 67          String noiDung = don.ma();</w:t>
+        <w:t>String noiDung = don.ma();</w:t>
       </w:r>
     </w:p>
     <w:p>
@@ -2315,7 +4067,7 @@
           <w:color w:val="23344C"/>
           <w:sz w:val="16"/>
         </w:rPr>
-        <w:t xml:space="preserve"> 68          String url = "https://img.vietqr.io/image/" + maNganHang + "-" + soTaiKhoan +</w:t>
+        <w:t>String url = "https://img.vietqr.io/image/" + maNganHang + "-" + soTaiKhoan +</w:t>
       </w:r>
     </w:p>
     <w:p>
@@ -2329,7 +4081,7 @@
           <w:color w:val="23344C"/>
           <w:sz w:val="16"/>
         </w:rPr>
-        <w:t xml:space="preserve"> 69              "-qr_only.svg?amount=" + tien + "&amp;addInfo=" + maHoa(noiDung) +</w:t>
+        <w:t>"-qr_only.svg?amount=" + tien + "&amp;addInfo=" + maHoa(noiDung) +</w:t>
       </w:r>
     </w:p>
     <w:p>
@@ -2343,7 +4095,7 @@
           <w:color w:val="23344C"/>
           <w:sz w:val="16"/>
         </w:rPr>
-        <w:t xml:space="preserve"> 70              "&amp;accountName=" + maHoa(tenChuTaiKhoan);</w:t>
+        <w:t>"&amp;accountName=" + maHoa(tenChuTaiKhoan);</w:t>
       </w:r>
     </w:p>
     <w:p>
@@ -2357,7 +4109,7 @@
           <w:color w:val="23344C"/>
           <w:sz w:val="16"/>
         </w:rPr>
-        <w:t xml:space="preserve"> 71          return new QrPayment(don.tongTien(), noiDung, url);</w:t>
+        <w:t>return new QrPayment(don.tongTien(), noiDung, url);</w:t>
       </w:r>
     </w:p>
     <w:p>
@@ -2371,7 +4123,7 @@
           <w:color w:val="23344C"/>
           <w:sz w:val="16"/>
         </w:rPr>
-        <w:t xml:space="preserve"> 72      }</w:t>
+        <w:t>}</w:t>
       </w:r>
     </w:p>
     <w:p>
@@ -2385,7 +4137,6 @@
           <w:color w:val="23344C"/>
           <w:sz w:val="16"/>
         </w:rPr>
-        <w:t xml:space="preserve"> 73  </w:t>
       </w:r>
     </w:p>
     <w:p>
@@ -2399,7 +4150,7 @@
           <w:color w:val="23344C"/>
           <w:sz w:val="16"/>
         </w:rPr>
-        <w:t xml:space="preserve"> 74      private String maHoa(String giaTri) {</w:t>
+        <w:t>private String maHoa(String giaTri) {</w:t>
       </w:r>
     </w:p>
     <w:p>
@@ -2413,7 +4164,7 @@
           <w:color w:val="23344C"/>
           <w:sz w:val="16"/>
         </w:rPr>
-        <w:t xml:space="preserve"> 75          return URLEncoder.encode(giaTri, StandardCharsets.UTF_8);</w:t>
+        <w:t>return URLEncoder.encode(giaTri, StandardCharsets.UTF_8);</w:t>
       </w:r>
     </w:p>
     <w:p>
@@ -2439,7 +4190,7 @@
           <w:b/>
           <w:sz w:val="17"/>
         </w:rPr>
-        <w:t>Mã nguồn: src/main/java/com/cinesnack/service/PaymentService.java · dòng 48–65</w:t>
+        <w:t>Mã nguồn: src/main/java/com/cinesnack/payment/service/PaymentService.java</w:t>
       </w:r>
     </w:p>
     <w:p>
@@ -2453,7 +4204,7 @@
           <w:color w:val="23344C"/>
           <w:sz w:val="16"/>
         </w:rPr>
-        <w:t xml:space="preserve"> 48      public Receipt thanhToanTaiQuay(String maDonHang, BigDecimal tienKhachDua, String thuDienTu) {</w:t>
+        <w:t>public Receipt thanhToanTaiQuay(String maDonHang, BigDecimal tienKhachDua, String thuDienTu) {</w:t>
       </w:r>
     </w:p>
     <w:p>
@@ -2467,7 +4218,7 @@
           <w:color w:val="23344C"/>
           <w:sz w:val="16"/>
         </w:rPr>
-        <w:t xml:space="preserve"> 49          if (!dichVuNguoiDung.layTaiKhoanHoatDong(thuDienTu).laNhanVien()) {</w:t>
+        <w:t>if (!dichVuNguoiDung.layTaiKhoanHoatDong(thuDienTu).laNhanVien()) {</w:t>
       </w:r>
     </w:p>
     <w:p>
@@ -2481,7 +4232,7 @@
           <w:color w:val="23344C"/>
           <w:sz w:val="16"/>
         </w:rPr>
-        <w:t xml:space="preserve"> 50              throw new ResponseStatusException(</w:t>
+        <w:t>throw new ResponseStatusException(</w:t>
       </w:r>
     </w:p>
     <w:p>
@@ -2495,7 +4246,7 @@
           <w:color w:val="23344C"/>
           <w:sz w:val="16"/>
         </w:rPr>
-        <w:t xml:space="preserve"> 51                  HttpStatus.FORBIDDEN,</w:t>
+        <w:t>HttpStatus.FORBIDDEN,</w:t>
       </w:r>
     </w:p>
     <w:p>
@@ -2509,7 +4260,7 @@
           <w:color w:val="23344C"/>
           <w:sz w:val="16"/>
         </w:rPr>
-        <w:t xml:space="preserve"> 52                  "Chỉ nhân viên được xác nhận tiền mặt"</w:t>
+        <w:t>"Chỉ nhân viên được xác nhận tiền mặt"</w:t>
       </w:r>
     </w:p>
     <w:p>
@@ -2523,7 +4274,7 @@
           <w:color w:val="23344C"/>
           <w:sz w:val="16"/>
         </w:rPr>
-        <w:t xml:space="preserve"> 53              );</w:t>
+        <w:t>);</w:t>
       </w:r>
     </w:p>
     <w:p>
@@ -2537,7 +4288,7 @@
           <w:color w:val="23344C"/>
           <w:sz w:val="16"/>
         </w:rPr>
-        <w:t xml:space="preserve"> 54          }</w:t>
+        <w:t>}</w:t>
       </w:r>
     </w:p>
     <w:p>
@@ -2551,7 +4302,7 @@
           <w:color w:val="23344C"/>
           <w:sz w:val="16"/>
         </w:rPr>
-        <w:t xml:space="preserve"> 55          if (</w:t>
+        <w:t>if (</w:t>
       </w:r>
     </w:p>
     <w:p>
@@ -2565,7 +4316,7 @@
           <w:color w:val="23344C"/>
           <w:sz w:val="16"/>
         </w:rPr>
-        <w:t xml:space="preserve"> 56              tienKhachDua == null ||</w:t>
+        <w:t>tienKhachDua == null ||</w:t>
       </w:r>
     </w:p>
     <w:p>
@@ -2579,7 +4330,7 @@
           <w:color w:val="23344C"/>
           <w:sz w:val="16"/>
         </w:rPr>
-        <w:t xml:space="preserve"> 57              tienKhachDua.signum() &lt; 0 ||</w:t>
+        <w:t>tienKhachDua.signum() &lt; 0 ||</w:t>
       </w:r>
     </w:p>
     <w:p>
@@ -2593,7 +4344,7 @@
           <w:color w:val="23344C"/>
           <w:sz w:val="16"/>
         </w:rPr>
-        <w:t xml:space="preserve"> 58              tienKhachDua.stripTrailingZeros().scale() &gt; 0 ||</w:t>
+        <w:t>tienKhachDua.stripTrailingZeros().scale() &gt; 0 ||</w:t>
       </w:r>
     </w:p>
     <w:p>
@@ -2607,7 +4358,7 @@
           <w:color w:val="23344C"/>
           <w:sz w:val="16"/>
         </w:rPr>
-        <w:t xml:space="preserve"> 59              tienKhachDua.compareTo(new BigDecimal("999999999999")) &gt; 0</w:t>
+        <w:t>tienKhachDua.compareTo(new BigDecimal("999999999999")) &gt; 0</w:t>
       </w:r>
     </w:p>
     <w:p>
@@ -2621,7 +4372,7 @@
           <w:color w:val="23344C"/>
           <w:sz w:val="16"/>
         </w:rPr>
-        <w:t xml:space="preserve"> 60          ) {</w:t>
+        <w:t>) {</w:t>
       </w:r>
     </w:p>
     <w:p>
@@ -2635,7 +4386,7 @@
           <w:color w:val="23344C"/>
           <w:sz w:val="16"/>
         </w:rPr>
-        <w:t xml:space="preserve"> 61              throw new ResponseStatusException(</w:t>
+        <w:t>throw new ResponseStatusException(</w:t>
       </w:r>
     </w:p>
     <w:p>
@@ -2649,7 +4400,7 @@
           <w:color w:val="23344C"/>
           <w:sz w:val="16"/>
         </w:rPr>
-        <w:t xml:space="preserve"> 62                  HttpStatus.BAD_REQUEST,</w:t>
+        <w:t>HttpStatus.BAD_REQUEST,</w:t>
       </w:r>
     </w:p>
     <w:p>
@@ -2663,7 +4414,7 @@
           <w:color w:val="23344C"/>
           <w:sz w:val="16"/>
         </w:rPr>
-        <w:t xml:space="preserve"> 63                  "Số tiền khách đưa không hợp lệ"</w:t>
+        <w:t>"Số tiền khách đưa không hợp lệ"</w:t>
       </w:r>
     </w:p>
     <w:p>
@@ -2677,7 +4428,7 @@
           <w:color w:val="23344C"/>
           <w:sz w:val="16"/>
         </w:rPr>
-        <w:t xml:space="preserve"> 64              );</w:t>
+        <w:t>);</w:t>
       </w:r>
     </w:p>
     <w:p>
@@ -2691,7 +4442,7 @@
           <w:color w:val="23344C"/>
           <w:sz w:val="16"/>
         </w:rPr>
-        <w:t xml:space="preserve"> 65          }</w:t>
+        <w:t>}</w:t>
       </w:r>
     </w:p>
     <w:p>
@@ -2717,7 +4468,7 @@
           <w:b/>
           <w:sz w:val="17"/>
         </w:rPr>
-        <w:t>Mã nguồn: src/main/java/com/cinesnack/service/PaymentService.java · dòng 108–127</w:t>
+        <w:t>Mã nguồn: src/main/java/com/cinesnack/payment/service/PaymentService.java</w:t>
       </w:r>
     </w:p>
     <w:p>
@@ -2731,7 +4482,7 @@
           <w:color w:val="23344C"/>
           <w:sz w:val="16"/>
         </w:rPr>
-        <w:t>108      public Payment xacNhanChuyenKhoan(String maDonHang, String maGiaoDich, BigDecimal soTienNhan, String thuDienTu) {</w:t>
+        <w:t>public Payment xacNhanChuyenKhoan(String maDonHang, String maGiaoDich, BigDecimal soTienNhan, String thuDienTu) {</w:t>
       </w:r>
     </w:p>
     <w:p>
@@ -2745,7 +4496,7 @@
           <w:color w:val="23344C"/>
           <w:sz w:val="16"/>
         </w:rPr>
-        <w:t>109          if (!dichVuNguoiDung.layTaiKhoanHoatDong(thuDienTu).laNhanVien()) {</w:t>
+        <w:t>if (!dichVuNguoiDung.layTaiKhoanHoatDong(thuDienTu).laNhanVien()) {</w:t>
       </w:r>
     </w:p>
     <w:p>
@@ -2759,7 +4510,7 @@
           <w:color w:val="23344C"/>
           <w:sz w:val="16"/>
         </w:rPr>
-        <w:t>110              throw new ResponseStatusException(HttpStatus.FORBIDDEN, "Chỉ nhân viên được xác nhận chuyển khoản");</w:t>
+        <w:t>throw new ResponseStatusException(HttpStatus.FORBIDDEN, "Chỉ nhân viên được xác nhận chuyển khoản");</w:t>
       </w:r>
     </w:p>
     <w:p>
@@ -2773,7 +4524,7 @@
           <w:color w:val="23344C"/>
           <w:sz w:val="16"/>
         </w:rPr>
-        <w:t>111          }</w:t>
+        <w:t>}</w:t>
       </w:r>
     </w:p>
     <w:p>
@@ -2787,7 +4538,7 @@
           <w:color w:val="23344C"/>
           <w:sz w:val="16"/>
         </w:rPr>
-        <w:t>112          if (maGiaoDich == null || !maGiaoDich.matches("[A-Za-z0-9_-]{4,100}")) {</w:t>
+        <w:t>if (maGiaoDich == null || !maGiaoDich.matches("[A-Za-z0-9_-]{4,100}")) {</w:t>
       </w:r>
     </w:p>
     <w:p>
@@ -2801,7 +4552,7 @@
           <w:color w:val="23344C"/>
           <w:sz w:val="16"/>
         </w:rPr>
-        <w:t>113              throw new ResponseStatusException(HttpStatus.BAD_REQUEST, "Mã giao dịch không hợp lệ");</w:t>
+        <w:t>throw new ResponseStatusException(HttpStatus.BAD_REQUEST, "Mã giao dịch không hợp lệ");</w:t>
       </w:r>
     </w:p>
     <w:p>
@@ -2815,7 +4566,7 @@
           <w:color w:val="23344C"/>
           <w:sz w:val="16"/>
         </w:rPr>
-        <w:t>114          }</w:t>
+        <w:t>}</w:t>
       </w:r>
     </w:p>
     <w:p>
@@ -2829,7 +4580,7 @@
           <w:color w:val="23344C"/>
           <w:sz w:val="16"/>
         </w:rPr>
-        <w:t>115          if (soTienNhan == null || soTienNhan.signum() &lt;= 0 ||</w:t>
+        <w:t>if (soTienNhan == null || soTienNhan.signum() &lt;= 0 ||</w:t>
       </w:r>
     </w:p>
     <w:p>
@@ -2843,7 +4594,7 @@
           <w:color w:val="23344C"/>
           <w:sz w:val="16"/>
         </w:rPr>
-        <w:t>116              soTienNhan.stripTrailingZeros().scale() &gt; 0) {</w:t>
+        <w:t>soTienNhan.stripTrailingZeros().scale() &gt; 0) {</w:t>
       </w:r>
     </w:p>
     <w:p>
@@ -2857,7 +4608,7 @@
           <w:color w:val="23344C"/>
           <w:sz w:val="16"/>
         </w:rPr>
-        <w:t>117              throw new ResponseStatusException(HttpStatus.BAD_REQUEST, "Số tiền đã nhận không hợp lệ");</w:t>
+        <w:t>throw new ResponseStatusException(HttpStatus.BAD_REQUEST, "Số tiền đã nhận không hợp lệ");</w:t>
       </w:r>
     </w:p>
     <w:p>
@@ -2871,7 +4622,7 @@
           <w:color w:val="23344C"/>
           <w:sz w:val="16"/>
         </w:rPr>
-        <w:t>118          }</w:t>
+        <w:t>}</w:t>
       </w:r>
     </w:p>
     <w:p>
@@ -2885,7 +4636,7 @@
           <w:color w:val="23344C"/>
           <w:sz w:val="16"/>
         </w:rPr>
-        <w:t>119          Order donHang = khoDonHang.timVaKhoa(maDonHang);</w:t>
+        <w:t>Order donHang = khoDonHang.timVaKhoa(maDonHang);</w:t>
       </w:r>
     </w:p>
     <w:p>
@@ -2899,7 +4650,7 @@
           <w:color w:val="23344C"/>
           <w:sz w:val="16"/>
         </w:rPr>
-        <w:t>120          if (donHang == null) throw new ResponseStatusException(HttpStatus.NOT_FOUND, "Không tìm thấy đơn hàng");</w:t>
+        <w:t>if (donHang == null) throw new ResponseStatusException(HttpStatus.NOT_FOUND, "Không tìm thấy đơn hàng");</w:t>
       </w:r>
     </w:p>
     <w:p>
@@ -2913,7 +4664,7 @@
           <w:color w:val="23344C"/>
           <w:sz w:val="16"/>
         </w:rPr>
-        <w:t>121          if ("DA_THANH_TOAN".equals(donHang.trangThai())) {</w:t>
+        <w:t>if ("DA_THANH_TOAN".equals(donHang.trangThai())) {</w:t>
       </w:r>
     </w:p>
     <w:p>
@@ -2927,7 +4678,7 @@
           <w:color w:val="23344C"/>
           <w:sz w:val="16"/>
         </w:rPr>
-        <w:t>122              Payment daCo = khoThanhToan.timThanhToanThanhCong(donHang.maSo());</w:t>
+        <w:t>Payment daCo = khoThanhToan.timThanhToanThanhCong(donHang.maSo());</w:t>
       </w:r>
     </w:p>
     <w:p>
@@ -2941,7 +4692,7 @@
           <w:color w:val="23344C"/>
           <w:sz w:val="16"/>
         </w:rPr>
-        <w:t>123              if (daCo != null &amp;&amp; "CHUYEN_KHOAN".equals(daCo.phuongThuc()) &amp;&amp;</w:t>
+        <w:t>if (daCo != null &amp;&amp; "CHUYEN_KHOAN".equals(daCo.phuongThuc()) &amp;&amp;</w:t>
       </w:r>
     </w:p>
     <w:p>
@@ -2955,7 +4706,7 @@
           <w:color w:val="23344C"/>
           <w:sz w:val="16"/>
         </w:rPr>
-        <w:t>124                  maGiaoDich.equals(daCo.maGiaoDich()) &amp;&amp;</w:t>
+        <w:t>maGiaoDich.equals(daCo.maGiaoDich()) &amp;&amp;</w:t>
       </w:r>
     </w:p>
     <w:p>
@@ -2969,7 +4720,7 @@
           <w:color w:val="23344C"/>
           <w:sz w:val="16"/>
         </w:rPr>
-        <w:t>125                  soTienNhan.compareTo(donHang.tongTien()) == 0 &amp;&amp;</w:t>
+        <w:t>soTienNhan.compareTo(donHang.tongTien()) == 0 &amp;&amp;</w:t>
       </w:r>
     </w:p>
     <w:p>
@@ -2983,7 +4734,7 @@
           <w:color w:val="23344C"/>
           <w:sz w:val="16"/>
         </w:rPr>
-        <w:t>126                  daCo.soTien().compareTo(donHang.tongTien()) == 0) return daCo;</w:t>
+        <w:t>daCo.soTien().compareTo(donHang.tongTien()) == 0) return daCo;</w:t>
       </w:r>
     </w:p>
     <w:p>
@@ -2997,7 +4748,7 @@
           <w:color w:val="23344C"/>
           <w:sz w:val="16"/>
         </w:rPr>
-        <w:t>127              throw new ResponseStatusException(HttpStatus.CONFLICT, "Đơn đã được thanh toán");</w:t>
+        <w:t>throw new ResponseStatusException(HttpStatus.CONFLICT, "Đơn đã được thanh toán");</w:t>
       </w:r>
     </w:p>
     <w:p>
@@ -3023,7 +4774,7 @@
           <w:b/>
           <w:sz w:val="17"/>
         </w:rPr>
-        <w:t>Mã nguồn: src/main/resources/UI/assets/js/admin.js · dòng 72–79</w:t>
+        <w:t>Mã nguồn: src/main/resources/UI/assets/js/admin.js</w:t>
       </w:r>
     </w:p>
     <w:p>
@@ -3037,7 +4788,7 @@
           <w:color w:val="23344C"/>
           <w:sz w:val="16"/>
         </w:rPr>
-        <w:t xml:space="preserve"> 72    async function loadOrders() {</w:t>
+        <w:t>async function loadOrders() {</w:t>
       </w:r>
     </w:p>
     <w:p>
@@ -3051,7 +4802,7 @@
           <w:color w:val="23344C"/>
           <w:sz w:val="16"/>
         </w:rPr>
-        <w:t xml:space="preserve"> 73      const generation = ++listGeneration;</w:t>
+        <w:t>const generation = ++listGeneration;</w:t>
       </w:r>
     </w:p>
     <w:p>
@@ -3065,7 +4816,7 @@
           <w:color w:val="23344C"/>
           <w:sz w:val="16"/>
         </w:rPr>
-        <w:t xml:space="preserve"> 74      const q = o("quan-tri-don-tim").value.trim(),</w:t>
+        <w:t>const q = o("quan-tri-don-tim").value.trim(),</w:t>
       </w:r>
     </w:p>
     <w:p>
@@ -3079,7 +4830,7 @@
           <w:color w:val="23344C"/>
           <w:sz w:val="16"/>
         </w:rPr>
-        <w:t xml:space="preserve"> 75        status = o("don-trang-thai").value;</w:t>
+        <w:t>status = o("don-trang-thai").value;</w:t>
       </w:r>
     </w:p>
     <w:p>
@@ -3093,7 +4844,7 @@
           <w:color w:val="23344C"/>
           <w:sz w:val="16"/>
         </w:rPr>
-        <w:t xml:space="preserve"> 76      const ds = await CineSnackApi.goi(</w:t>
+        <w:t>const ds = await CineSnackApi.goi(</w:t>
       </w:r>
     </w:p>
     <w:p>
@@ -3107,7 +4858,7 @@
           <w:color w:val="23344C"/>
           <w:sz w:val="16"/>
         </w:rPr>
-        <w:t xml:space="preserve"> 77        `/api/admin/orders?page=${page}&amp;size=20&amp;q=${encodeURIComponent(q)}&amp;status=${encodeURIComponent(status)}`,</w:t>
+        <w:t>`/api/admin/orders?page=${page}&amp;size=20&amp;q=${encodeURIComponent(q)}&amp;status=${encodeURIComponent(status)}`,</w:t>
       </w:r>
     </w:p>
     <w:p>
@@ -3121,7 +4872,7 @@
           <w:color w:val="23344C"/>
           <w:sz w:val="16"/>
         </w:rPr>
-        <w:t xml:space="preserve"> 78      );</w:t>
+        <w:t>);</w:t>
       </w:r>
     </w:p>
     <w:p>
@@ -3135,7 +4886,7 @@
           <w:color w:val="23344C"/>
           <w:sz w:val="16"/>
         </w:rPr>
-        <w:t xml:space="preserve"> 79      if (generation !== listGeneration) return;</w:t>
+        <w:t>if (generation !== listGeneration) return;</w:t>
       </w:r>
     </w:p>
     <w:p>
@@ -3161,7 +4912,7 @@
           <w:b/>
           <w:sz w:val="17"/>
         </w:rPr>
-        <w:t>Mã nguồn: src/main/resources/UI/assets/js/admin.js · dòng 109–118</w:t>
+        <w:t>Mã nguồn: src/main/resources/UI/assets/js/admin.js</w:t>
       </w:r>
     </w:p>
     <w:p>
@@ -3175,7 +4926,7 @@
           <w:color w:val="23344C"/>
           <w:sz w:val="16"/>
         </w:rPr>
-        <w:t>109      o("thong-ke").replaceChildren();</w:t>
+        <w:t>o("thong-ke").replaceChildren();</w:t>
       </w:r>
     </w:p>
     <w:p>
@@ -3189,7 +4940,7 @@
           <w:color w:val="23344C"/>
           <w:sz w:val="16"/>
         </w:rPr>
-        <w:t>110      for (const [label, count] of [</w:t>
+        <w:t>for (const [label, count] of [</w:t>
       </w:r>
     </w:p>
     <w:p>
@@ -3203,7 +4954,7 @@
           <w:color w:val="23344C"/>
           <w:sz w:val="16"/>
         </w:rPr>
-        <w:t>111        ["Đơn trên trang", ds.length],</w:t>
+        <w:t>["Đơn trên trang", ds.length],</w:t>
       </w:r>
     </w:p>
     <w:p>
@@ -3217,7 +4968,7 @@
           <w:color w:val="23344C"/>
           <w:sz w:val="16"/>
         </w:rPr>
-        <w:t>112        ["Chờ thanh toán", ds.filter((d) =&gt; d.status === "CHO_THANH_TOAN").length],</w:t>
+        <w:t>["Chờ thanh toán", ds.filter((d) =&gt; d.status === "CHO_THANH_TOAN").length],</w:t>
       </w:r>
     </w:p>
     <w:p>
@@ -3231,7 +4982,7 @@
           <w:color w:val="23344C"/>
           <w:sz w:val="16"/>
         </w:rPr>
-        <w:t>113        ["Đã thanh toán", ds.filter((d) =&gt; d.status === "DA_THANH_TOAN").length],</w:t>
+        <w:t>["Đã thanh toán", ds.filter((d) =&gt; d.status === "DA_THANH_TOAN").length],</w:t>
       </w:r>
     </w:p>
     <w:p>
@@ -3245,7 +4996,7 @@
           <w:color w:val="23344C"/>
           <w:sz w:val="16"/>
         </w:rPr>
-        <w:t>114      ]) {</w:t>
+        <w:t>]) {</w:t>
       </w:r>
     </w:p>
     <w:p>
@@ -3259,7 +5010,7 @@
           <w:color w:val="23344C"/>
           <w:sz w:val="16"/>
         </w:rPr>
-        <w:t>115        const card = e("article", undefined, "workspace-stat");</w:t>
+        <w:t>const card = e("article", undefined, "workspace-stat");</w:t>
       </w:r>
     </w:p>
     <w:p>
@@ -3273,7 +5024,7 @@
           <w:color w:val="23344C"/>
           <w:sz w:val="16"/>
         </w:rPr>
-        <w:t>116        card.append(e("span", label), e("strong", String(count)));</w:t>
+        <w:t>card.append(e("span", label), e("strong", String(count)));</w:t>
       </w:r>
     </w:p>
     <w:p>
@@ -3287,7 +5038,7 @@
           <w:color w:val="23344C"/>
           <w:sz w:val="16"/>
         </w:rPr>
-        <w:t>117        o("thong-ke").append(card);</w:t>
+        <w:t>o("thong-ke").append(card);</w:t>
       </w:r>
     </w:p>
     <w:p>
@@ -3301,7 +5052,7 @@
           <w:color w:val="23344C"/>
           <w:sz w:val="16"/>
         </w:rPr>
-        <w:t>118      }</w:t>
+        <w:t>}</w:t>
       </w:r>
     </w:p>
     <w:p>
@@ -3323,7 +5074,7 @@
         <w:pStyle w:val="Heading1"/>
       </w:pPr>
       <w:r>
-        <w:t>4 Trường hợp cần nhớ</w:t>
+        <w:t>5 Trường hợp cần nhớ</w:t>
       </w:r>
     </w:p>
     <w:p>
@@ -3429,7 +5180,7 @@
         <w:pStyle w:val="Heading1"/>
       </w:pPr>
       <w:r>
-        <w:t>5 Ví dụ số tiền để tự đối chiếu</w:t>
+        <w:t>6 Ví dụ số tiền để tự đối chiếu</w:t>
       </w:r>
     </w:p>
     <w:p>
@@ -3447,7 +5198,7 @@
         <w:pStyle w:val="Heading1"/>
       </w:pPr>
       <w:r>
-        <w:t>6 Từ vựng kỹ thuật</w:t>
+        <w:t>7 Từ vựng kỹ thuật</w:t>
       </w:r>
     </w:p>
     <w:p>
@@ -3981,7 +5732,7 @@
       <w:outlineLvl w:val="0"/>
     </w:pPr>
     <w:rPr>
-      <w:rFonts w:asciiTheme="majorHAnsi" w:eastAsiaTheme="majorEastAsia" w:hAnsiTheme="majorHAnsi" w:cstheme="majorBidi" w:ascii="Arial" w:hAnsi="Arial"/>
+      <w:rFonts w:asciiTheme="majorHAnsi" w:eastAsiaTheme="majorEastAsia" w:hAnsiTheme="majorHAnsi" w:cstheme="majorBidi" w:ascii="Aptos" w:hAnsi="Aptos"/>
       <w:b/>
       <w:bCs/>
       <w:color w:val="000000"/>
@@ -4005,7 +5756,7 @@
       <w:outlineLvl w:val="1"/>
     </w:pPr>
     <w:rPr>
-      <w:rFonts w:asciiTheme="majorHAnsi" w:eastAsiaTheme="majorEastAsia" w:hAnsiTheme="majorHAnsi" w:cstheme="majorBidi" w:ascii="Arial" w:hAnsi="Arial"/>
+      <w:rFonts w:asciiTheme="majorHAnsi" w:eastAsiaTheme="majorEastAsia" w:hAnsiTheme="majorHAnsi" w:cstheme="majorBidi" w:ascii="Aptos" w:hAnsi="Aptos"/>
       <w:b/>
       <w:bCs/>
       <w:color w:val="000000"/>
@@ -4025,14 +5776,15 @@
     <w:pPr>
       <w:keepNext/>
       <w:keepLines/>
-      <w:spacing w:before="200" w:after="0"/>
+      <w:spacing w:before="180" w:after="60"/>
       <w:outlineLvl w:val="2"/>
     </w:pPr>
     <w:rPr>
-      <w:rFonts w:asciiTheme="majorHAnsi" w:eastAsiaTheme="majorEastAsia" w:hAnsiTheme="majorHAnsi" w:cstheme="majorBidi"/>
+      <w:rFonts w:asciiTheme="majorHAnsi" w:eastAsiaTheme="majorEastAsia" w:hAnsiTheme="majorHAnsi" w:cstheme="majorBidi" w:ascii="Aptos" w:hAnsi="Aptos"/>
       <w:b/>
       <w:bCs/>
-      <w:color w:val="4F81BD" w:themeColor="accent1"/>
+      <w:color w:val="000000"/>
+      <w:sz w:val="21"/>
     </w:rPr>
   </w:style>
   <w:style w:type="paragraph" w:styleId="Heading4">
@@ -4271,7 +6023,7 @@
       </w:pBdr>
     </w:pPr>
     <w:rPr>
-      <w:rFonts w:asciiTheme="majorHAnsi" w:eastAsiaTheme="majorEastAsia" w:hAnsiTheme="majorHAnsi" w:cstheme="majorBidi" w:ascii="Arial" w:hAnsi="Arial"/>
+      <w:rFonts w:asciiTheme="majorHAnsi" w:eastAsiaTheme="majorEastAsia" w:hAnsiTheme="majorHAnsi" w:cstheme="majorBidi" w:ascii="Aptos" w:hAnsi="Aptos"/>
       <w:b/>
       <w:color w:val="000000"/>
       <w:spacing w:val="5"/>
